--- a/docs/Exam/Midterm exam_GIS_answer - Instructor.docx
+++ b/docs/Exam/Midterm exam_GIS_answer - Instructor.docx
@@ -319,7 +319,7 @@
           <w:numId w:val="14"/>
         </w:numPr>
         <w:rPr>
-          <w:rFonts w:eastAsiaTheme="minorEastAsia" w:hint="eastAsia"/>
+          <w:rFonts w:eastAsiaTheme="minorEastAsia"/>
           <w:lang w:eastAsia="zh-CN"/>
         </w:rPr>
       </w:pPr>
@@ -442,7 +442,7 @@
           <w:numId w:val="15"/>
         </w:numPr>
         <w:rPr>
-          <w:rFonts w:eastAsiaTheme="minorEastAsia" w:hint="eastAsia"/>
+          <w:rFonts w:eastAsiaTheme="minorEastAsia"/>
           <w:lang w:eastAsia="zh-CN"/>
         </w:rPr>
       </w:pPr>
@@ -645,24 +645,57 @@
     </w:p>
     <w:p>
       <w:pPr>
-        <w:rPr>
+        <w:pStyle w:val="Heading2"/>
+        <w:rPr>
+          <w:rFonts w:eastAsiaTheme="minorEastAsia"/>
+          <w:lang w:eastAsia="zh-CN"/>
+        </w:rPr>
+      </w:pPr>
+      <w:r>
+        <w:t>Multiple Questions</w:t>
+      </w:r>
+      <w:r>
+        <w:t xml:space="preserve"> (2 points per question</w:t>
+      </w:r>
+      <w:r>
+        <w:rPr>
+          <w:rFonts w:eastAsiaTheme="minorEastAsia" w:hint="eastAsia"/>
+          <w:lang w:eastAsia="zh-CN"/>
+        </w:rPr>
+        <w:t>, 60 points in total</w:t>
+      </w:r>
+      <w:r>
+        <w:t>)</w:t>
+      </w:r>
+    </w:p>
+    <w:p>
+      <w:pPr>
+        <w:rPr>
+          <w:rFonts w:eastAsiaTheme="minorEastAsia"/>
           <w:b/>
           <w:bCs/>
-        </w:rPr>
-      </w:pPr>
-      <w:r>
-        <w:rPr>
+          <w:lang w:eastAsia="zh-CN"/>
+        </w:rPr>
+      </w:pPr>
+      <w:r>
+        <w:rPr>
+          <w:rFonts w:eastAsiaTheme="minorEastAsia" w:hint="eastAsia"/>
           <w:b/>
           <w:bCs/>
-        </w:rPr>
-        <w:t>Multiple Questions</w:t>
-      </w:r>
-      <w:r>
-        <w:rPr>
+          <w:lang w:eastAsia="zh-CN"/>
+        </w:rPr>
+        <w:t xml:space="preserve">1 </w:t>
+      </w:r>
+      <w:proofErr w:type="spellStart"/>
+      <w:proofErr w:type="gramStart"/>
+      <w:r>
+        <w:rPr>
+          <w:rFonts w:eastAsiaTheme="minorEastAsia"/>
           <w:b/>
           <w:bCs/>
-        </w:rPr>
-        <w:t xml:space="preserve"> (2 points per question</w:t>
+          <w:lang w:eastAsia="zh-CN"/>
+        </w:rPr>
+        <w:t>D</w:t>
       </w:r>
       <w:r>
         <w:rPr>
@@ -671,15 +704,389 @@
           <w:bCs/>
           <w:lang w:eastAsia="zh-CN"/>
         </w:rPr>
-        <w:t>, 60 points in total</w:t>
-      </w:r>
-      <w:r>
-        <w:rPr>
+        <w:t>,a</w:t>
+      </w:r>
+      <w:proofErr w:type="gramEnd"/>
+      <w:r>
+        <w:rPr>
+          <w:rFonts w:eastAsiaTheme="minorEastAsia" w:hint="eastAsia"/>
           <w:b/>
           <w:bCs/>
-        </w:rPr>
-        <w:t>)</w:t>
-      </w:r>
+          <w:lang w:eastAsia="zh-CN"/>
+        </w:rPr>
+        <w:t>,</w:t>
+      </w:r>
+      <w:proofErr w:type="gramStart"/>
+      <w:r>
+        <w:rPr>
+          <w:rFonts w:eastAsiaTheme="minorEastAsia" w:hint="eastAsia"/>
+          <w:b/>
+          <w:bCs/>
+          <w:lang w:eastAsia="zh-CN"/>
+        </w:rPr>
+        <w:t>d,a</w:t>
+      </w:r>
+      <w:proofErr w:type="gramEnd"/>
+      <w:r>
+        <w:rPr>
+          <w:rFonts w:eastAsiaTheme="minorEastAsia" w:hint="eastAsia"/>
+          <w:b/>
+          <w:bCs/>
+          <w:lang w:eastAsia="zh-CN"/>
+        </w:rPr>
+        <w:t>,d</w:t>
+      </w:r>
+      <w:proofErr w:type="spellEnd"/>
+    </w:p>
+    <w:p>
+      <w:pPr>
+        <w:rPr>
+          <w:rFonts w:eastAsiaTheme="minorEastAsia"/>
+          <w:b/>
+          <w:bCs/>
+          <w:lang w:eastAsia="zh-CN"/>
+        </w:rPr>
+      </w:pPr>
+      <w:r>
+        <w:rPr>
+          <w:rFonts w:eastAsiaTheme="minorEastAsia" w:hint="eastAsia"/>
+          <w:b/>
+          <w:bCs/>
+          <w:lang w:eastAsia="zh-CN"/>
+        </w:rPr>
+        <w:t xml:space="preserve">6 </w:t>
+      </w:r>
+      <w:proofErr w:type="spellStart"/>
+      <w:proofErr w:type="gramStart"/>
+      <w:r>
+        <w:rPr>
+          <w:rFonts w:eastAsiaTheme="minorEastAsia"/>
+          <w:b/>
+          <w:bCs/>
+          <w:lang w:eastAsia="zh-CN"/>
+        </w:rPr>
+        <w:t>A</w:t>
+      </w:r>
+      <w:r>
+        <w:rPr>
+          <w:rFonts w:eastAsiaTheme="minorEastAsia" w:hint="eastAsia"/>
+          <w:b/>
+          <w:bCs/>
+          <w:lang w:eastAsia="zh-CN"/>
+        </w:rPr>
+        <w:t>,b</w:t>
+      </w:r>
+      <w:proofErr w:type="gramEnd"/>
+      <w:r>
+        <w:rPr>
+          <w:rFonts w:eastAsiaTheme="minorEastAsia" w:hint="eastAsia"/>
+          <w:b/>
+          <w:bCs/>
+          <w:lang w:eastAsia="zh-CN"/>
+        </w:rPr>
+        <w:t>,</w:t>
+      </w:r>
+      <w:proofErr w:type="gramStart"/>
+      <w:r>
+        <w:rPr>
+          <w:rFonts w:eastAsiaTheme="minorEastAsia" w:hint="eastAsia"/>
+          <w:b/>
+          <w:bCs/>
+          <w:lang w:eastAsia="zh-CN"/>
+        </w:rPr>
+        <w:t>a,d</w:t>
+      </w:r>
+      <w:proofErr w:type="gramEnd"/>
+      <w:r>
+        <w:rPr>
+          <w:rFonts w:eastAsiaTheme="minorEastAsia" w:hint="eastAsia"/>
+          <w:b/>
+          <w:bCs/>
+          <w:lang w:eastAsia="zh-CN"/>
+        </w:rPr>
+        <w:t>,c</w:t>
+      </w:r>
+      <w:proofErr w:type="spellEnd"/>
+    </w:p>
+    <w:p>
+      <w:pPr>
+        <w:rPr>
+          <w:rFonts w:eastAsiaTheme="minorEastAsia"/>
+          <w:b/>
+          <w:bCs/>
+          <w:lang w:eastAsia="zh-CN"/>
+        </w:rPr>
+      </w:pPr>
+      <w:r>
+        <w:rPr>
+          <w:rFonts w:eastAsiaTheme="minorEastAsia" w:hint="eastAsia"/>
+          <w:b/>
+          <w:bCs/>
+          <w:lang w:eastAsia="zh-CN"/>
+        </w:rPr>
+        <w:t xml:space="preserve">11 </w:t>
+      </w:r>
+      <w:proofErr w:type="spellStart"/>
+      <w:proofErr w:type="gramStart"/>
+      <w:r>
+        <w:rPr>
+          <w:rFonts w:eastAsiaTheme="minorEastAsia"/>
+          <w:b/>
+          <w:bCs/>
+          <w:lang w:eastAsia="zh-CN"/>
+        </w:rPr>
+        <w:t>C</w:t>
+      </w:r>
+      <w:r>
+        <w:rPr>
+          <w:rFonts w:eastAsiaTheme="minorEastAsia" w:hint="eastAsia"/>
+          <w:b/>
+          <w:bCs/>
+          <w:lang w:eastAsia="zh-CN"/>
+        </w:rPr>
+        <w:t>,c</w:t>
+      </w:r>
+      <w:proofErr w:type="gramEnd"/>
+      <w:r>
+        <w:rPr>
+          <w:rFonts w:eastAsiaTheme="minorEastAsia" w:hint="eastAsia"/>
+          <w:b/>
+          <w:bCs/>
+          <w:lang w:eastAsia="zh-CN"/>
+        </w:rPr>
+        <w:t>,</w:t>
+      </w:r>
+      <w:proofErr w:type="gramStart"/>
+      <w:r>
+        <w:rPr>
+          <w:rFonts w:eastAsiaTheme="minorEastAsia" w:hint="eastAsia"/>
+          <w:b/>
+          <w:bCs/>
+          <w:lang w:eastAsia="zh-CN"/>
+        </w:rPr>
+        <w:t>b,c</w:t>
+      </w:r>
+      <w:proofErr w:type="gramEnd"/>
+      <w:r>
+        <w:rPr>
+          <w:rFonts w:eastAsiaTheme="minorEastAsia" w:hint="eastAsia"/>
+          <w:b/>
+          <w:bCs/>
+          <w:lang w:eastAsia="zh-CN"/>
+        </w:rPr>
+        <w:t>,d</w:t>
+      </w:r>
+      <w:proofErr w:type="spellEnd"/>
+    </w:p>
+    <w:p>
+      <w:pPr>
+        <w:rPr>
+          <w:rFonts w:eastAsiaTheme="minorEastAsia" w:hint="eastAsia"/>
+          <w:b/>
+          <w:bCs/>
+          <w:lang w:eastAsia="zh-CN"/>
+        </w:rPr>
+      </w:pPr>
+      <w:r>
+        <w:rPr>
+          <w:rFonts w:eastAsiaTheme="minorEastAsia" w:hint="eastAsia"/>
+          <w:b/>
+          <w:bCs/>
+          <w:lang w:eastAsia="zh-CN"/>
+        </w:rPr>
+        <w:t xml:space="preserve">16 </w:t>
+      </w:r>
+      <w:proofErr w:type="spellStart"/>
+      <w:proofErr w:type="gramStart"/>
+      <w:r>
+        <w:rPr>
+          <w:rFonts w:eastAsiaTheme="minorEastAsia"/>
+          <w:b/>
+          <w:bCs/>
+          <w:lang w:eastAsia="zh-CN"/>
+        </w:rPr>
+        <w:t>D</w:t>
+      </w:r>
+      <w:r>
+        <w:rPr>
+          <w:rFonts w:eastAsiaTheme="minorEastAsia" w:hint="eastAsia"/>
+          <w:b/>
+          <w:bCs/>
+          <w:lang w:eastAsia="zh-CN"/>
+        </w:rPr>
+        <w:t>,d</w:t>
+      </w:r>
+      <w:proofErr w:type="gramEnd"/>
+      <w:r>
+        <w:rPr>
+          <w:rFonts w:eastAsiaTheme="minorEastAsia" w:hint="eastAsia"/>
+          <w:b/>
+          <w:bCs/>
+          <w:lang w:eastAsia="zh-CN"/>
+        </w:rPr>
+        <w:t>,</w:t>
+      </w:r>
+      <w:proofErr w:type="gramStart"/>
+      <w:r>
+        <w:rPr>
+          <w:rFonts w:eastAsiaTheme="minorEastAsia" w:hint="eastAsia"/>
+          <w:b/>
+          <w:bCs/>
+          <w:lang w:eastAsia="zh-CN"/>
+        </w:rPr>
+        <w:t>b,d</w:t>
+      </w:r>
+      <w:proofErr w:type="gramEnd"/>
+      <w:r>
+        <w:rPr>
+          <w:rFonts w:eastAsiaTheme="minorEastAsia" w:hint="eastAsia"/>
+          <w:b/>
+          <w:bCs/>
+          <w:lang w:eastAsia="zh-CN"/>
+        </w:rPr>
+        <w:t>,d</w:t>
+      </w:r>
+      <w:proofErr w:type="spellEnd"/>
+    </w:p>
+    <w:p>
+      <w:pPr>
+        <w:rPr>
+          <w:rFonts w:eastAsiaTheme="minorEastAsia"/>
+          <w:b/>
+          <w:bCs/>
+          <w:lang w:eastAsia="zh-CN"/>
+        </w:rPr>
+      </w:pPr>
+      <w:r>
+        <w:rPr>
+          <w:rFonts w:eastAsiaTheme="minorEastAsia" w:hint="eastAsia"/>
+          <w:b/>
+          <w:bCs/>
+          <w:lang w:eastAsia="zh-CN"/>
+        </w:rPr>
+        <w:t xml:space="preserve">21 </w:t>
+      </w:r>
+      <w:proofErr w:type="spellStart"/>
+      <w:proofErr w:type="gramStart"/>
+      <w:r>
+        <w:rPr>
+          <w:rFonts w:eastAsiaTheme="minorEastAsia"/>
+          <w:b/>
+          <w:bCs/>
+          <w:lang w:eastAsia="zh-CN"/>
+        </w:rPr>
+        <w:t>D</w:t>
+      </w:r>
+      <w:r>
+        <w:rPr>
+          <w:rFonts w:eastAsiaTheme="minorEastAsia" w:hint="eastAsia"/>
+          <w:b/>
+          <w:bCs/>
+          <w:lang w:eastAsia="zh-CN"/>
+        </w:rPr>
+        <w:t>,c</w:t>
+      </w:r>
+      <w:proofErr w:type="gramEnd"/>
+      <w:r>
+        <w:rPr>
+          <w:rFonts w:eastAsiaTheme="minorEastAsia" w:hint="eastAsia"/>
+          <w:b/>
+          <w:bCs/>
+          <w:lang w:eastAsia="zh-CN"/>
+        </w:rPr>
+        <w:t>,</w:t>
+      </w:r>
+      <w:proofErr w:type="gramStart"/>
+      <w:r>
+        <w:rPr>
+          <w:rFonts w:eastAsiaTheme="minorEastAsia" w:hint="eastAsia"/>
+          <w:b/>
+          <w:bCs/>
+          <w:lang w:eastAsia="zh-CN"/>
+        </w:rPr>
+        <w:t>d,b</w:t>
+      </w:r>
+      <w:proofErr w:type="gramEnd"/>
+      <w:r>
+        <w:rPr>
+          <w:rFonts w:eastAsiaTheme="minorEastAsia" w:hint="eastAsia"/>
+          <w:b/>
+          <w:bCs/>
+          <w:lang w:eastAsia="zh-CN"/>
+        </w:rPr>
+        <w:t>,d</w:t>
+      </w:r>
+      <w:proofErr w:type="spellEnd"/>
+    </w:p>
+    <w:p>
+      <w:pPr>
+        <w:rPr>
+          <w:rFonts w:eastAsiaTheme="minorEastAsia" w:hint="eastAsia"/>
+          <w:b/>
+          <w:bCs/>
+          <w:lang w:eastAsia="zh-CN"/>
+        </w:rPr>
+      </w:pPr>
+      <w:r>
+        <w:rPr>
+          <w:rFonts w:eastAsiaTheme="minorEastAsia" w:hint="eastAsia"/>
+          <w:b/>
+          <w:bCs/>
+          <w:lang w:eastAsia="zh-CN"/>
+        </w:rPr>
+        <w:t xml:space="preserve">26 </w:t>
+      </w:r>
+      <w:proofErr w:type="spellStart"/>
+      <w:proofErr w:type="gramStart"/>
+      <w:r>
+        <w:rPr>
+          <w:rFonts w:eastAsiaTheme="minorEastAsia"/>
+          <w:b/>
+          <w:bCs/>
+          <w:lang w:eastAsia="zh-CN"/>
+        </w:rPr>
+        <w:t>C</w:t>
+      </w:r>
+      <w:r>
+        <w:rPr>
+          <w:rFonts w:eastAsiaTheme="minorEastAsia" w:hint="eastAsia"/>
+          <w:b/>
+          <w:bCs/>
+          <w:lang w:eastAsia="zh-CN"/>
+        </w:rPr>
+        <w:t>,b</w:t>
+      </w:r>
+      <w:proofErr w:type="gramEnd"/>
+      <w:r>
+        <w:rPr>
+          <w:rFonts w:eastAsiaTheme="minorEastAsia" w:hint="eastAsia"/>
+          <w:b/>
+          <w:bCs/>
+          <w:lang w:eastAsia="zh-CN"/>
+        </w:rPr>
+        <w:t>,</w:t>
+      </w:r>
+      <w:proofErr w:type="gramStart"/>
+      <w:r>
+        <w:rPr>
+          <w:rFonts w:eastAsiaTheme="minorEastAsia" w:hint="eastAsia"/>
+          <w:b/>
+          <w:bCs/>
+          <w:lang w:eastAsia="zh-CN"/>
+        </w:rPr>
+        <w:t>d,c</w:t>
+      </w:r>
+      <w:proofErr w:type="gramEnd"/>
+      <w:r>
+        <w:rPr>
+          <w:rFonts w:eastAsiaTheme="minorEastAsia" w:hint="eastAsia"/>
+          <w:b/>
+          <w:bCs/>
+          <w:lang w:eastAsia="zh-CN"/>
+        </w:rPr>
+        <w:t>,b</w:t>
+      </w:r>
+      <w:proofErr w:type="spellEnd"/>
     </w:p>
     <w:p>
       <w:pPr>
@@ -815,6 +1222,7 @@
         </w:numPr>
       </w:pPr>
       <w:r>
+        <w:lastRenderedPageBreak/>
         <w:t>What data type is made up of points, lines, and polygons</w:t>
       </w:r>
       <w:proofErr w:type="gramStart"/>
@@ -1034,92 +1442,973 @@
         </w:numPr>
       </w:pPr>
       <w:r>
+        <w:t xml:space="preserve">Conway </w:t>
+      </w:r>
+      <w:r>
+        <w:t>has a location of</w:t>
+      </w:r>
+      <w:r>
+        <w:t xml:space="preserve"> 35.01°N and 92.4°W.  </w:t>
+      </w:r>
+      <w:r>
+        <w:t>The</w:t>
+      </w:r>
+      <w:r>
+        <w:t xml:space="preserve"> 35.01°N and 92.4°W </w:t>
+      </w:r>
+      <w:r>
+        <w:t>are</w:t>
+      </w:r>
+      <w:r>
+        <w:t xml:space="preserve"> represented in which coordinate systems?</w:t>
+      </w:r>
+      <w:r>
+        <w:t xml:space="preserve"> </w:t>
+      </w:r>
+      <w:r>
+        <w:rPr>
+          <w:rFonts w:eastAsiaTheme="minorEastAsia" w:hint="eastAsia"/>
+          <w:lang w:eastAsia="zh-CN"/>
+        </w:rPr>
+        <w:t xml:space="preserve"> a</w:t>
+      </w:r>
+    </w:p>
+    <w:p>
+      <w:pPr>
+        <w:pStyle w:val="ListParagraph"/>
+        <w:numPr>
+          <w:ilvl w:val="1"/>
+          <w:numId w:val="1"/>
+        </w:numPr>
+      </w:pPr>
+      <w:r>
+        <w:t>Geographic coordinate system</w:t>
+      </w:r>
+    </w:p>
+    <w:p>
+      <w:pPr>
+        <w:pStyle w:val="ListParagraph"/>
+        <w:numPr>
+          <w:ilvl w:val="1"/>
+          <w:numId w:val="1"/>
+        </w:numPr>
+      </w:pPr>
+      <w:r>
+        <w:t xml:space="preserve">UTM </w:t>
+      </w:r>
+      <w:proofErr w:type="gramStart"/>
+      <w:r>
+        <w:t>coordinate</w:t>
+      </w:r>
+      <w:proofErr w:type="gramEnd"/>
+      <w:r>
+        <w:t xml:space="preserve"> system</w:t>
+      </w:r>
+    </w:p>
+    <w:p>
+      <w:pPr>
+        <w:pStyle w:val="ListParagraph"/>
+        <w:numPr>
+          <w:ilvl w:val="1"/>
+          <w:numId w:val="1"/>
+        </w:numPr>
+      </w:pPr>
+      <w:r>
+        <w:t>Projected coordinate system</w:t>
+      </w:r>
+    </w:p>
+    <w:p>
+      <w:pPr>
+        <w:pStyle w:val="ListParagraph"/>
+        <w:numPr>
+          <w:ilvl w:val="1"/>
+          <w:numId w:val="1"/>
+        </w:numPr>
+      </w:pPr>
+      <w:r>
+        <w:t>State plane coordinate system</w:t>
+      </w:r>
+    </w:p>
+    <w:p>
+      <w:pPr>
+        <w:pStyle w:val="ListParagraph"/>
+        <w:numPr>
+          <w:ilvl w:val="0"/>
+          <w:numId w:val="1"/>
+        </w:numPr>
+      </w:pPr>
+      <w:r>
+        <w:t xml:space="preserve">Which one is NOT </w:t>
+      </w:r>
+      <w:r>
+        <w:t xml:space="preserve">a </w:t>
+      </w:r>
+      <w:r>
+        <w:t xml:space="preserve">developable surface? </w:t>
+      </w:r>
+      <w:r>
+        <w:rPr>
+          <w:rFonts w:eastAsiaTheme="minorEastAsia" w:hint="eastAsia"/>
+          <w:lang w:eastAsia="zh-CN"/>
+        </w:rPr>
+        <w:t>d</w:t>
+      </w:r>
+    </w:p>
+    <w:p>
+      <w:pPr>
+        <w:pStyle w:val="ListParagraph"/>
+        <w:numPr>
+          <w:ilvl w:val="1"/>
+          <w:numId w:val="1"/>
+        </w:numPr>
+      </w:pPr>
+      <w:r>
+        <w:t>Cylinder</w:t>
+      </w:r>
+    </w:p>
+    <w:p>
+      <w:pPr>
+        <w:pStyle w:val="ListParagraph"/>
+        <w:numPr>
+          <w:ilvl w:val="1"/>
+          <w:numId w:val="1"/>
+        </w:numPr>
+      </w:pPr>
+      <w:r>
+        <w:t>Cone</w:t>
+      </w:r>
+    </w:p>
+    <w:p>
+      <w:pPr>
+        <w:pStyle w:val="ListParagraph"/>
+        <w:numPr>
+          <w:ilvl w:val="1"/>
+          <w:numId w:val="1"/>
+        </w:numPr>
+      </w:pPr>
+      <w:r>
+        <w:t>Plane</w:t>
+      </w:r>
+    </w:p>
+    <w:p>
+      <w:pPr>
+        <w:pStyle w:val="ListParagraph"/>
+        <w:numPr>
+          <w:ilvl w:val="1"/>
+          <w:numId w:val="1"/>
+        </w:numPr>
+      </w:pPr>
+      <w:r>
+        <w:t>Sphere</w:t>
+      </w:r>
+    </w:p>
+    <w:p>
+      <w:pPr>
+        <w:pStyle w:val="ListParagraph"/>
+        <w:numPr>
+          <w:ilvl w:val="0"/>
+          <w:numId w:val="1"/>
+        </w:numPr>
+      </w:pPr>
+      <w:r>
+        <w:t xml:space="preserve">In conic projection, the longitude is ________ and latitude </w:t>
+      </w:r>
+      <w:proofErr w:type="gramStart"/>
+      <w:r>
+        <w:t>is __</w:t>
+      </w:r>
+      <w:proofErr w:type="gramEnd"/>
+      <w:r>
+        <w:t>______</w:t>
+      </w:r>
+      <w:r>
+        <w:t>.</w:t>
+      </w:r>
+      <w:r>
+        <w:t xml:space="preserve"> </w:t>
+      </w:r>
+      <w:r>
+        <w:rPr>
+          <w:rFonts w:eastAsiaTheme="minorEastAsia" w:hint="eastAsia"/>
+          <w:lang w:eastAsia="zh-CN"/>
+        </w:rPr>
+        <w:t>a</w:t>
+      </w:r>
+    </w:p>
+    <w:p>
+      <w:pPr>
+        <w:pStyle w:val="ListParagraph"/>
+        <w:numPr>
+          <w:ilvl w:val="1"/>
+          <w:numId w:val="1"/>
+        </w:numPr>
+      </w:pPr>
+      <w:r>
+        <w:t>straight, curve</w:t>
+      </w:r>
+    </w:p>
+    <w:p>
+      <w:pPr>
+        <w:pStyle w:val="ListParagraph"/>
+        <w:numPr>
+          <w:ilvl w:val="1"/>
+          <w:numId w:val="1"/>
+        </w:numPr>
+      </w:pPr>
+      <w:r>
+        <w:t>straight, straight</w:t>
+      </w:r>
+    </w:p>
+    <w:p>
+      <w:pPr>
+        <w:pStyle w:val="ListParagraph"/>
+        <w:numPr>
+          <w:ilvl w:val="1"/>
+          <w:numId w:val="1"/>
+        </w:numPr>
+      </w:pPr>
+      <w:r>
+        <w:t>curve, curve</w:t>
+      </w:r>
+    </w:p>
+    <w:p>
+      <w:pPr>
+        <w:pStyle w:val="ListParagraph"/>
+        <w:numPr>
+          <w:ilvl w:val="1"/>
+          <w:numId w:val="1"/>
+        </w:numPr>
+      </w:pPr>
+      <w:r>
+        <w:t>straight, circles</w:t>
+      </w:r>
+    </w:p>
+    <w:p>
+      <w:pPr>
+        <w:pStyle w:val="ListParagraph"/>
+        <w:numPr>
+          <w:ilvl w:val="0"/>
+          <w:numId w:val="1"/>
+        </w:numPr>
+      </w:pPr>
+      <w:r>
+        <w:t>Mercator project distort</w:t>
+      </w:r>
+      <w:r>
+        <w:t>s</w:t>
+      </w:r>
+      <w:r>
+        <w:t xml:space="preserve"> </w:t>
+      </w:r>
+      <w:r>
+        <w:t>________</w:t>
+      </w:r>
+      <w:r>
+        <w:t xml:space="preserve"> but not </w:t>
+      </w:r>
+      <w:r>
+        <w:t>________</w:t>
+      </w:r>
+      <w:r>
+        <w:t>.</w:t>
+      </w:r>
+      <w:r>
+        <w:t xml:space="preserve"> </w:t>
+      </w:r>
+      <w:r>
+        <w:rPr>
+          <w:rFonts w:eastAsiaTheme="minorEastAsia" w:hint="eastAsia"/>
+          <w:lang w:eastAsia="zh-CN"/>
+        </w:rPr>
+        <w:t>b</w:t>
+      </w:r>
+    </w:p>
+    <w:p>
+      <w:pPr>
+        <w:pStyle w:val="ListParagraph"/>
+        <w:numPr>
+          <w:ilvl w:val="1"/>
+          <w:numId w:val="1"/>
+        </w:numPr>
+      </w:pPr>
+      <w:r>
+        <w:t>shape, distance</w:t>
+      </w:r>
+    </w:p>
+    <w:p>
+      <w:pPr>
+        <w:pStyle w:val="ListParagraph"/>
+        <w:numPr>
+          <w:ilvl w:val="1"/>
+          <w:numId w:val="1"/>
+        </w:numPr>
+      </w:pPr>
+      <w:r>
+        <w:t>size, shape</w:t>
+      </w:r>
+    </w:p>
+    <w:p>
+      <w:pPr>
+        <w:pStyle w:val="ListParagraph"/>
+        <w:numPr>
+          <w:ilvl w:val="1"/>
+          <w:numId w:val="1"/>
+        </w:numPr>
+      </w:pPr>
+      <w:r>
+        <w:t>size, distance</w:t>
+      </w:r>
+    </w:p>
+    <w:p>
+      <w:pPr>
+        <w:pStyle w:val="ListParagraph"/>
+        <w:numPr>
+          <w:ilvl w:val="1"/>
+          <w:numId w:val="1"/>
+        </w:numPr>
+      </w:pPr>
+      <w:r>
+        <w:t>shape, size</w:t>
+      </w:r>
+    </w:p>
+    <w:p>
+      <w:pPr>
+        <w:pStyle w:val="ListParagraph"/>
+        <w:numPr>
+          <w:ilvl w:val="0"/>
+          <w:numId w:val="1"/>
+        </w:numPr>
+      </w:pPr>
+      <w:r>
+        <w:t xml:space="preserve">State Plane coordinate system is </w:t>
+      </w:r>
+      <w:r>
+        <w:t xml:space="preserve">most </w:t>
+      </w:r>
+      <w:r>
+        <w:t>suitable for mapping at</w:t>
+      </w:r>
+      <w:r>
+        <w:t>_____</w:t>
+      </w:r>
+      <w:r>
+        <w:t>.</w:t>
+      </w:r>
+      <w:r>
+        <w:t xml:space="preserve"> </w:t>
+      </w:r>
+      <w:r>
+        <w:t>a</w:t>
+      </w:r>
+    </w:p>
+    <w:p>
+      <w:pPr>
+        <w:pStyle w:val="ListParagraph"/>
+        <w:numPr>
+          <w:ilvl w:val="1"/>
+          <w:numId w:val="1"/>
+        </w:numPr>
+      </w:pPr>
+      <w:r>
+        <w:t>city to county scale</w:t>
+      </w:r>
+    </w:p>
+    <w:p>
+      <w:pPr>
+        <w:pStyle w:val="ListParagraph"/>
+        <w:numPr>
+          <w:ilvl w:val="1"/>
+          <w:numId w:val="1"/>
+        </w:numPr>
+      </w:pPr>
+      <w:r>
+        <w:t>global scale</w:t>
+      </w:r>
+    </w:p>
+    <w:p>
+      <w:pPr>
+        <w:pStyle w:val="ListParagraph"/>
+        <w:numPr>
+          <w:ilvl w:val="1"/>
+          <w:numId w:val="1"/>
+        </w:numPr>
+      </w:pPr>
+      <w:r>
+        <w:t>continent scale</w:t>
+      </w:r>
+    </w:p>
+    <w:p>
+      <w:pPr>
+        <w:pStyle w:val="ListParagraph"/>
+        <w:numPr>
+          <w:ilvl w:val="1"/>
+          <w:numId w:val="1"/>
+        </w:numPr>
+      </w:pPr>
+      <w:r>
+        <w:t>state scale</w:t>
+      </w:r>
+    </w:p>
+    <w:p>
+      <w:pPr>
+        <w:pStyle w:val="ListParagraph"/>
+        <w:numPr>
+          <w:ilvl w:val="0"/>
+          <w:numId w:val="1"/>
+        </w:numPr>
+      </w:pPr>
+      <w:r>
+        <w:t xml:space="preserve">Points have a dimension of </w:t>
+      </w:r>
+      <w:r>
+        <w:t>_____</w:t>
+      </w:r>
+      <w:r>
+        <w:t>.</w:t>
+      </w:r>
+      <w:r>
+        <w:t xml:space="preserve"> </w:t>
+      </w:r>
+      <w:r>
+        <w:t>d</w:t>
+      </w:r>
+    </w:p>
+    <w:p>
+      <w:pPr>
+        <w:pStyle w:val="ListParagraph"/>
+        <w:numPr>
+          <w:ilvl w:val="1"/>
+          <w:numId w:val="1"/>
+        </w:numPr>
+      </w:pPr>
+      <w:r>
+        <w:t>1</w:t>
+      </w:r>
+    </w:p>
+    <w:p>
+      <w:pPr>
+        <w:pStyle w:val="ListParagraph"/>
+        <w:numPr>
+          <w:ilvl w:val="1"/>
+          <w:numId w:val="1"/>
+        </w:numPr>
+      </w:pPr>
+      <w:r>
+        <w:t>2</w:t>
+      </w:r>
+    </w:p>
+    <w:p>
+      <w:pPr>
+        <w:pStyle w:val="ListParagraph"/>
+        <w:numPr>
+          <w:ilvl w:val="1"/>
+          <w:numId w:val="1"/>
+        </w:numPr>
+      </w:pPr>
+      <w:r>
+        <w:t>3</w:t>
+      </w:r>
+    </w:p>
+    <w:p>
+      <w:pPr>
+        <w:pStyle w:val="ListParagraph"/>
+        <w:numPr>
+          <w:ilvl w:val="1"/>
+          <w:numId w:val="1"/>
+        </w:numPr>
+      </w:pPr>
+      <w:r>
+        <w:t>0</w:t>
+      </w:r>
+    </w:p>
+    <w:p>
+      <w:pPr>
+        <w:pStyle w:val="ListParagraph"/>
+        <w:numPr>
+          <w:ilvl w:val="0"/>
+          <w:numId w:val="1"/>
+        </w:numPr>
+      </w:pPr>
+      <w:r>
+        <w:t xml:space="preserve">Which one is </w:t>
+      </w:r>
+      <w:r>
+        <w:t xml:space="preserve">the </w:t>
+      </w:r>
+      <w:r>
+        <w:t xml:space="preserve">vector data format? </w:t>
+      </w:r>
+      <w:r>
+        <w:t>c</w:t>
+      </w:r>
+    </w:p>
+    <w:p>
+      <w:pPr>
+        <w:pStyle w:val="ListParagraph"/>
+        <w:numPr>
+          <w:ilvl w:val="1"/>
+          <w:numId w:val="1"/>
+        </w:numPr>
+      </w:pPr>
+      <w:r>
         <w:lastRenderedPageBreak/>
-        <w:t xml:space="preserve">Conway </w:t>
-      </w:r>
-      <w:r>
-        <w:t>has a location of</w:t>
-      </w:r>
-      <w:r>
-        <w:t xml:space="preserve"> 35.01°N and 92.4°W.  </w:t>
-      </w:r>
-      <w:r>
-        <w:t>The</w:t>
-      </w:r>
-      <w:r>
-        <w:t xml:space="preserve"> 35.01°N and 92.4°W </w:t>
-      </w:r>
-      <w:r>
-        <w:t>are</w:t>
-      </w:r>
-      <w:r>
-        <w:t xml:space="preserve"> represented in which coordinate systems?</w:t>
+        <w:t>.</w:t>
+      </w:r>
+      <w:proofErr w:type="spellStart"/>
+      <w:r>
+        <w:t>img</w:t>
+      </w:r>
+      <w:proofErr w:type="spellEnd"/>
+    </w:p>
+    <w:p>
+      <w:pPr>
+        <w:pStyle w:val="ListParagraph"/>
+        <w:numPr>
+          <w:ilvl w:val="1"/>
+          <w:numId w:val="1"/>
+        </w:numPr>
+      </w:pPr>
+      <w:r>
+        <w:t>.</w:t>
+      </w:r>
+      <w:proofErr w:type="spellStart"/>
+      <w:r>
+        <w:t>tif</w:t>
+      </w:r>
+      <w:proofErr w:type="spellEnd"/>
+    </w:p>
+    <w:p>
+      <w:pPr>
+        <w:pStyle w:val="ListParagraph"/>
+        <w:numPr>
+          <w:ilvl w:val="1"/>
+          <w:numId w:val="1"/>
+        </w:numPr>
+      </w:pPr>
+      <w:r>
+        <w:t>.</w:t>
+      </w:r>
+      <w:proofErr w:type="spellStart"/>
+      <w:r>
+        <w:t>shp</w:t>
+      </w:r>
+      <w:proofErr w:type="spellEnd"/>
+    </w:p>
+    <w:p>
+      <w:pPr>
+        <w:pStyle w:val="ListParagraph"/>
+        <w:numPr>
+          <w:ilvl w:val="1"/>
+          <w:numId w:val="1"/>
+        </w:numPr>
+      </w:pPr>
+      <w:r>
+        <w:t>.</w:t>
+      </w:r>
+      <w:proofErr w:type="spellStart"/>
+      <w:r>
+        <w:t>png</w:t>
+      </w:r>
+      <w:proofErr w:type="spellEnd"/>
+    </w:p>
+    <w:p>
+      <w:pPr>
+        <w:pStyle w:val="ListParagraph"/>
+        <w:numPr>
+          <w:ilvl w:val="0"/>
+          <w:numId w:val="1"/>
+        </w:numPr>
+      </w:pPr>
+      <w:r>
+        <w:t xml:space="preserve">Raster </w:t>
+      </w:r>
+      <w:r>
+        <w:t xml:space="preserve">data </w:t>
+      </w:r>
+      <w:r>
+        <w:t xml:space="preserve">is made up of </w:t>
+      </w:r>
+      <w:r>
+        <w:t>_____</w:t>
+      </w:r>
+      <w:r>
+        <w:t xml:space="preserve">. </w:t>
+      </w:r>
+      <w:r>
+        <w:t>c</w:t>
+      </w:r>
+    </w:p>
+    <w:p>
+      <w:pPr>
+        <w:pStyle w:val="ListParagraph"/>
+        <w:numPr>
+          <w:ilvl w:val="1"/>
+          <w:numId w:val="1"/>
+        </w:numPr>
+      </w:pPr>
+      <w:r>
+        <w:t>Points</w:t>
+      </w:r>
+    </w:p>
+    <w:p>
+      <w:pPr>
+        <w:pStyle w:val="ListParagraph"/>
+        <w:numPr>
+          <w:ilvl w:val="1"/>
+          <w:numId w:val="1"/>
+        </w:numPr>
+      </w:pPr>
+      <w:r>
+        <w:t>Lines</w:t>
+      </w:r>
+    </w:p>
+    <w:p>
+      <w:pPr>
+        <w:pStyle w:val="ListParagraph"/>
+        <w:numPr>
+          <w:ilvl w:val="1"/>
+          <w:numId w:val="1"/>
+        </w:numPr>
+      </w:pPr>
+      <w:r>
+        <w:t>Pixels</w:t>
+      </w:r>
+    </w:p>
+    <w:p>
+      <w:pPr>
+        <w:pStyle w:val="ListParagraph"/>
+        <w:numPr>
+          <w:ilvl w:val="1"/>
+          <w:numId w:val="1"/>
+        </w:numPr>
+      </w:pPr>
+      <w:r>
+        <w:t>P</w:t>
+      </w:r>
+      <w:r>
+        <w:t>olygons</w:t>
+      </w:r>
+    </w:p>
+    <w:p>
+      <w:pPr>
+        <w:pStyle w:val="ListParagraph"/>
+        <w:numPr>
+          <w:ilvl w:val="0"/>
+          <w:numId w:val="1"/>
+        </w:numPr>
+      </w:pPr>
+      <w:r>
+        <w:t xml:space="preserve">In raster data, </w:t>
+      </w:r>
+      <w:r>
+        <w:t xml:space="preserve">the </w:t>
+      </w:r>
+      <w:r>
+        <w:t xml:space="preserve">4-bit radiometric resolution </w:t>
+      </w:r>
+      <w:proofErr w:type="gramStart"/>
+      <w:r>
+        <w:t xml:space="preserve">represents </w:t>
+      </w:r>
+      <w:r>
+        <w:t>__</w:t>
+      </w:r>
+      <w:proofErr w:type="gramEnd"/>
+      <w:r>
+        <w:t>___</w:t>
+      </w:r>
+      <w:r>
+        <w:t xml:space="preserve"> unique values? </w:t>
+      </w:r>
+      <w:r>
+        <w:t>c</w:t>
+      </w:r>
+    </w:p>
+    <w:p>
+      <w:pPr>
+        <w:pStyle w:val="ListParagraph"/>
+        <w:numPr>
+          <w:ilvl w:val="1"/>
+          <w:numId w:val="1"/>
+        </w:numPr>
+      </w:pPr>
+      <w:r>
+        <w:t>4</w:t>
+      </w:r>
+    </w:p>
+    <w:p>
+      <w:pPr>
+        <w:pStyle w:val="ListParagraph"/>
+        <w:numPr>
+          <w:ilvl w:val="1"/>
+          <w:numId w:val="1"/>
+        </w:numPr>
+      </w:pPr>
+      <w:r>
+        <w:t>8</w:t>
+      </w:r>
+    </w:p>
+    <w:p>
+      <w:pPr>
+        <w:pStyle w:val="ListParagraph"/>
+        <w:numPr>
+          <w:ilvl w:val="1"/>
+          <w:numId w:val="1"/>
+        </w:numPr>
+      </w:pPr>
+      <w:r>
+        <w:t>16</w:t>
+      </w:r>
+    </w:p>
+    <w:p>
+      <w:pPr>
+        <w:pStyle w:val="ListParagraph"/>
+        <w:numPr>
+          <w:ilvl w:val="1"/>
+          <w:numId w:val="1"/>
+        </w:numPr>
+      </w:pPr>
+      <w:r>
+        <w:t>256</w:t>
+      </w:r>
+    </w:p>
+    <w:p>
+      <w:pPr>
+        <w:pStyle w:val="ListParagraph"/>
+        <w:numPr>
+          <w:ilvl w:val="0"/>
+          <w:numId w:val="1"/>
+        </w:numPr>
+      </w:pPr>
+      <w:r>
+        <w:t xml:space="preserve">The cell size of raster data is called </w:t>
+      </w:r>
+      <w:r>
+        <w:t>_____</w:t>
+      </w:r>
+      <w:r>
+        <w:t xml:space="preserve">. </w:t>
+      </w:r>
+      <w:r>
+        <w:t>b</w:t>
+      </w:r>
+    </w:p>
+    <w:p>
+      <w:pPr>
+        <w:pStyle w:val="ListParagraph"/>
+        <w:numPr>
+          <w:ilvl w:val="1"/>
+          <w:numId w:val="1"/>
+        </w:numPr>
+      </w:pPr>
+      <w:r>
+        <w:t>area</w:t>
+      </w:r>
+    </w:p>
+    <w:p>
+      <w:pPr>
+        <w:pStyle w:val="ListParagraph"/>
+        <w:numPr>
+          <w:ilvl w:val="1"/>
+          <w:numId w:val="1"/>
+        </w:numPr>
+      </w:pPr>
+      <w:r>
+        <w:t>spatial resolution</w:t>
+      </w:r>
+    </w:p>
+    <w:p>
+      <w:pPr>
+        <w:pStyle w:val="ListParagraph"/>
+        <w:numPr>
+          <w:ilvl w:val="1"/>
+          <w:numId w:val="1"/>
+        </w:numPr>
+      </w:pPr>
+      <w:r>
+        <w:t>temporal resolution</w:t>
+      </w:r>
+    </w:p>
+    <w:p>
+      <w:pPr>
+        <w:pStyle w:val="ListParagraph"/>
+        <w:numPr>
+          <w:ilvl w:val="1"/>
+          <w:numId w:val="1"/>
+        </w:numPr>
+      </w:pPr>
+      <w:r>
+        <w:t>length</w:t>
+      </w:r>
+    </w:p>
+    <w:p>
+      <w:pPr>
+        <w:pStyle w:val="ListParagraph"/>
+        <w:numPr>
+          <w:ilvl w:val="0"/>
+          <w:numId w:val="1"/>
+        </w:numPr>
+      </w:pPr>
+      <w:r>
+        <w:t xml:space="preserve">23°C temperature is an example of </w:t>
+      </w:r>
+      <w:r>
+        <w:t>_____</w:t>
+      </w:r>
+      <w:r>
+        <w:t xml:space="preserve"> data.  </w:t>
+      </w:r>
+      <w:r>
+        <w:t>c</w:t>
+      </w:r>
+    </w:p>
+    <w:p>
+      <w:pPr>
+        <w:pStyle w:val="ListParagraph"/>
+        <w:numPr>
+          <w:ilvl w:val="1"/>
+          <w:numId w:val="1"/>
+        </w:numPr>
+      </w:pPr>
+      <w:r>
+        <w:t>Nominal</w:t>
+      </w:r>
+    </w:p>
+    <w:p>
+      <w:pPr>
+        <w:pStyle w:val="ListParagraph"/>
+        <w:numPr>
+          <w:ilvl w:val="1"/>
+          <w:numId w:val="1"/>
+        </w:numPr>
+      </w:pPr>
+      <w:r>
+        <w:t>Ratio</w:t>
+      </w:r>
+    </w:p>
+    <w:p>
+      <w:pPr>
+        <w:pStyle w:val="ListParagraph"/>
+        <w:numPr>
+          <w:ilvl w:val="1"/>
+          <w:numId w:val="1"/>
+        </w:numPr>
+      </w:pPr>
+      <w:r>
+        <w:t>Interval</w:t>
+      </w:r>
+    </w:p>
+    <w:p>
+      <w:pPr>
+        <w:pStyle w:val="ListParagraph"/>
+        <w:numPr>
+          <w:ilvl w:val="1"/>
+          <w:numId w:val="1"/>
+        </w:numPr>
+      </w:pPr>
+      <w:r>
+        <w:t>ordinal</w:t>
+      </w:r>
+    </w:p>
+    <w:p>
+      <w:pPr>
+        <w:pStyle w:val="ListParagraph"/>
+        <w:numPr>
+          <w:ilvl w:val="0"/>
+          <w:numId w:val="1"/>
+        </w:numPr>
+      </w:pPr>
+      <w:r>
+        <w:t xml:space="preserve">In </w:t>
+      </w:r>
+      <w:r>
+        <w:t xml:space="preserve">a </w:t>
+      </w:r>
+      <w:r>
+        <w:t>table or aspatial query, the ‘</w:t>
+      </w:r>
+      <w:proofErr w:type="spellStart"/>
+      <w:r>
+        <w:t>grater</w:t>
+      </w:r>
+      <w:proofErr w:type="spellEnd"/>
+      <w:r>
+        <w:t xml:space="preserve"> than </w:t>
+      </w:r>
+      <w:r>
+        <w:rPr>
+          <w:rFonts w:eastAsiaTheme="minorEastAsia" w:hint="eastAsia"/>
+          <w:lang w:eastAsia="zh-CN"/>
+        </w:rPr>
+        <w:t>or</w:t>
       </w:r>
       <w:r>
         <w:t xml:space="preserve"> </w:t>
       </w:r>
-      <w:r>
-        <w:rPr>
-          <w:rFonts w:eastAsiaTheme="minorEastAsia" w:hint="eastAsia"/>
-          <w:lang w:eastAsia="zh-CN"/>
-        </w:rPr>
-        <w:t xml:space="preserve"> a</w:t>
-      </w:r>
-    </w:p>
-    <w:p>
-      <w:pPr>
-        <w:pStyle w:val="ListParagraph"/>
-        <w:numPr>
-          <w:ilvl w:val="1"/>
-          <w:numId w:val="1"/>
-        </w:numPr>
-      </w:pPr>
-      <w:r>
-        <w:t>Geographic coordinate system</w:t>
-      </w:r>
-    </w:p>
-    <w:p>
-      <w:pPr>
-        <w:pStyle w:val="ListParagraph"/>
-        <w:numPr>
-          <w:ilvl w:val="1"/>
-          <w:numId w:val="1"/>
-        </w:numPr>
-      </w:pPr>
-      <w:r>
-        <w:t xml:space="preserve">UTM </w:t>
-      </w:r>
-      <w:proofErr w:type="gramStart"/>
-      <w:r>
-        <w:t>coordinate</w:t>
-      </w:r>
-      <w:proofErr w:type="gramEnd"/>
-      <w:r>
-        <w:t xml:space="preserve"> system</w:t>
-      </w:r>
-    </w:p>
-    <w:p>
-      <w:pPr>
-        <w:pStyle w:val="ListParagraph"/>
-        <w:numPr>
-          <w:ilvl w:val="1"/>
-          <w:numId w:val="1"/>
-        </w:numPr>
-      </w:pPr>
-      <w:r>
-        <w:t>Projected coordinate system</w:t>
-      </w:r>
-    </w:p>
-    <w:p>
-      <w:pPr>
-        <w:pStyle w:val="ListParagraph"/>
-        <w:numPr>
-          <w:ilvl w:val="1"/>
-          <w:numId w:val="1"/>
-        </w:numPr>
-      </w:pPr>
-      <w:r>
-        <w:t>State plane coordinate system</w:t>
+      <w:proofErr w:type="spellStart"/>
+      <w:r>
+        <w:t>qual</w:t>
+      </w:r>
+      <w:proofErr w:type="spellEnd"/>
+      <w:r>
+        <w:t xml:space="preserve"> to’ logical operator is symbolized as </w:t>
+      </w:r>
+      <w:r>
+        <w:t>_____</w:t>
+      </w:r>
+      <w:r>
+        <w:t xml:space="preserve">. </w:t>
+      </w:r>
+      <w:r>
+        <w:t>d</w:t>
+      </w:r>
+    </w:p>
+    <w:p>
+      <w:pPr>
+        <w:pStyle w:val="ListParagraph"/>
+        <w:numPr>
+          <w:ilvl w:val="1"/>
+          <w:numId w:val="1"/>
+        </w:numPr>
+      </w:pPr>
+      <w:r>
+        <w:t>=</w:t>
+      </w:r>
+    </w:p>
+    <w:p>
+      <w:pPr>
+        <w:pStyle w:val="ListParagraph"/>
+        <w:numPr>
+          <w:ilvl w:val="1"/>
+          <w:numId w:val="1"/>
+        </w:numPr>
+      </w:pPr>
+      <w:r>
+        <w:t>&gt;</w:t>
+      </w:r>
+    </w:p>
+    <w:p>
+      <w:pPr>
+        <w:pStyle w:val="ListParagraph"/>
+        <w:numPr>
+          <w:ilvl w:val="1"/>
+          <w:numId w:val="1"/>
+        </w:numPr>
+      </w:pPr>
+      <w:r>
+        <w:t>&lt;=</w:t>
+      </w:r>
+    </w:p>
+    <w:p>
+      <w:pPr>
+        <w:pStyle w:val="ListParagraph"/>
+        <w:numPr>
+          <w:ilvl w:val="1"/>
+          <w:numId w:val="1"/>
+        </w:numPr>
+      </w:pPr>
+      <w:r>
+        <w:t>&gt;=</w:t>
       </w:r>
     </w:p>
     <w:p>
@@ -1131,13 +2420,13 @@
         </w:numPr>
       </w:pPr>
       <w:r>
-        <w:t xml:space="preserve">Which one is NOT </w:t>
-      </w:r>
-      <w:r>
-        <w:t xml:space="preserve">a </w:t>
-      </w:r>
-      <w:r>
-        <w:t xml:space="preserve">developable surface? </w:t>
+        <w:t xml:space="preserve">In an attribute table, the attribute whose values can uniquely identify a record is called </w:t>
+      </w:r>
+      <w:r>
+        <w:t>_____</w:t>
+      </w:r>
+      <w:r>
+        <w:t xml:space="preserve">. </w:t>
       </w:r>
       <w:r>
         <w:rPr>
@@ -1156,43 +2445,58 @@
         </w:numPr>
       </w:pPr>
       <w:r>
-        <w:t>Cylinder</w:t>
-      </w:r>
-    </w:p>
-    <w:p>
-      <w:pPr>
-        <w:pStyle w:val="ListParagraph"/>
-        <w:numPr>
-          <w:ilvl w:val="1"/>
-          <w:numId w:val="1"/>
-        </w:numPr>
-      </w:pPr>
-      <w:r>
-        <w:t>Cone</w:t>
-      </w:r>
-    </w:p>
-    <w:p>
-      <w:pPr>
-        <w:pStyle w:val="ListParagraph"/>
-        <w:numPr>
-          <w:ilvl w:val="1"/>
-          <w:numId w:val="1"/>
-        </w:numPr>
-      </w:pPr>
-      <w:r>
-        <w:t>Plane</w:t>
-      </w:r>
-    </w:p>
-    <w:p>
-      <w:pPr>
-        <w:pStyle w:val="ListParagraph"/>
-        <w:numPr>
-          <w:ilvl w:val="1"/>
-          <w:numId w:val="1"/>
-        </w:numPr>
-      </w:pPr>
-      <w:r>
-        <w:t>Sphere</w:t>
+        <w:t>Field</w:t>
+      </w:r>
+    </w:p>
+    <w:p>
+      <w:pPr>
+        <w:pStyle w:val="ListParagraph"/>
+        <w:numPr>
+          <w:ilvl w:val="1"/>
+          <w:numId w:val="1"/>
+        </w:numPr>
+      </w:pPr>
+      <w:r>
+        <w:rPr>
+          <w:rFonts w:eastAsiaTheme="minorEastAsia" w:hint="eastAsia"/>
+          <w:lang w:eastAsia="zh-CN"/>
+        </w:rPr>
+        <w:t>Course Number</w:t>
+      </w:r>
+    </w:p>
+    <w:p>
+      <w:pPr>
+        <w:pStyle w:val="ListParagraph"/>
+        <w:numPr>
+          <w:ilvl w:val="1"/>
+          <w:numId w:val="1"/>
+        </w:numPr>
+      </w:pPr>
+      <w:r>
+        <w:rPr>
+          <w:rFonts w:eastAsiaTheme="minorEastAsia" w:hint="eastAsia"/>
+          <w:lang w:eastAsia="zh-CN"/>
+        </w:rPr>
+        <w:t>Name</w:t>
+      </w:r>
+    </w:p>
+    <w:p>
+      <w:pPr>
+        <w:pStyle w:val="ListParagraph"/>
+        <w:numPr>
+          <w:ilvl w:val="1"/>
+          <w:numId w:val="1"/>
+        </w:numPr>
+      </w:pPr>
+      <w:r>
+        <w:rPr>
+          <w:rFonts w:eastAsiaTheme="minorEastAsia" w:hint="eastAsia"/>
+          <w:lang w:eastAsia="zh-CN"/>
+        </w:rPr>
+        <w:t>F</w:t>
+      </w:r>
+      <w:r>
+        <w:t>ID</w:t>
       </w:r>
     </w:p>
     <w:p>
@@ -1204,15 +2508,10 @@
         </w:numPr>
       </w:pPr>
       <w:r>
-        <w:t xml:space="preserve">In conic projection, the longitude is ________ and latitude </w:t>
-      </w:r>
-      <w:proofErr w:type="gramStart"/>
-      <w:r>
-        <w:t>is __</w:t>
-      </w:r>
-      <w:proofErr w:type="gramEnd"/>
-      <w:r>
-        <w:t>______</w:t>
+        <w:t xml:space="preserve">A feature class is </w:t>
+      </w:r>
+      <w:r>
+        <w:t>_____</w:t>
       </w:r>
       <w:r>
         <w:t>.</w:t>
@@ -1221,59 +2520,73 @@
         <w:t xml:space="preserve"> </w:t>
       </w:r>
       <w:r>
-        <w:rPr>
-          <w:rFonts w:eastAsiaTheme="minorEastAsia" w:hint="eastAsia"/>
-          <w:lang w:eastAsia="zh-CN"/>
-        </w:rPr>
+        <w:t>d</w:t>
+      </w:r>
+    </w:p>
+    <w:p>
+      <w:pPr>
+        <w:pStyle w:val="ListParagraph"/>
+        <w:numPr>
+          <w:ilvl w:val="1"/>
+          <w:numId w:val="1"/>
+        </w:numPr>
+      </w:pPr>
+      <w:r>
         <w:t>a</w:t>
       </w:r>
-    </w:p>
-    <w:p>
-      <w:pPr>
-        <w:pStyle w:val="ListParagraph"/>
-        <w:numPr>
-          <w:ilvl w:val="1"/>
-          <w:numId w:val="1"/>
-        </w:numPr>
-      </w:pPr>
-      <w:r>
-        <w:t>straight, curve</w:t>
-      </w:r>
-    </w:p>
-    <w:p>
-      <w:pPr>
-        <w:pStyle w:val="ListParagraph"/>
-        <w:numPr>
-          <w:ilvl w:val="1"/>
-          <w:numId w:val="1"/>
-        </w:numPr>
-      </w:pPr>
-      <w:r>
-        <w:t>straight, straight</w:t>
-      </w:r>
-    </w:p>
-    <w:p>
-      <w:pPr>
-        <w:pStyle w:val="ListParagraph"/>
-        <w:numPr>
-          <w:ilvl w:val="1"/>
-          <w:numId w:val="1"/>
-        </w:numPr>
-      </w:pPr>
-      <w:r>
-        <w:t>curve, curve</w:t>
-      </w:r>
-    </w:p>
-    <w:p>
-      <w:pPr>
-        <w:pStyle w:val="ListParagraph"/>
-        <w:numPr>
-          <w:ilvl w:val="1"/>
-          <w:numId w:val="1"/>
-        </w:numPr>
-      </w:pPr>
-      <w:r>
-        <w:t>straight, circles</w:t>
+      <w:r>
+        <w:t xml:space="preserve"> property of a geodatabase shared by the individual datasets</w:t>
+      </w:r>
+    </w:p>
+    <w:p>
+      <w:pPr>
+        <w:pStyle w:val="ListParagraph"/>
+        <w:numPr>
+          <w:ilvl w:val="1"/>
+          <w:numId w:val="1"/>
+        </w:numPr>
+      </w:pPr>
+      <w:r>
+        <w:t>s</w:t>
+      </w:r>
+      <w:r>
+        <w:t>ubsets of features in a table that share the same attribute</w:t>
+      </w:r>
+    </w:p>
+    <w:p>
+      <w:pPr>
+        <w:pStyle w:val="ListParagraph"/>
+        <w:numPr>
+          <w:ilvl w:val="1"/>
+          <w:numId w:val="1"/>
+        </w:numPr>
+      </w:pPr>
+      <w:r>
+        <w:t>u</w:t>
+      </w:r>
+      <w:r>
+        <w:t>sed to organize the geodatabase</w:t>
+      </w:r>
+    </w:p>
+    <w:p>
+      <w:pPr>
+        <w:pStyle w:val="ListParagraph"/>
+        <w:numPr>
+          <w:ilvl w:val="1"/>
+          <w:numId w:val="1"/>
+        </w:numPr>
+      </w:pPr>
+      <w:r>
+        <w:t>c</w:t>
+      </w:r>
+      <w:r>
+        <w:t xml:space="preserve">ollection of features that share </w:t>
+      </w:r>
+      <w:r>
+        <w:t xml:space="preserve">the </w:t>
+      </w:r>
+      <w:r>
+        <w:t>same geometry (points, lines, or polygons) and spatial reference</w:t>
       </w:r>
     </w:p>
     <w:p>
@@ -1285,83 +2598,170 @@
         </w:numPr>
       </w:pPr>
       <w:r>
-        <w:t>Mercator project distort</w:t>
-      </w:r>
-      <w:r>
-        <w:t>s</w:t>
+        <w:t xml:space="preserve">To establish a relationship between features, one record in Table 1 related to many records in Table 2 is called </w:t>
+      </w:r>
+      <w:r>
+        <w:t>_____</w:t>
+      </w:r>
+      <w:r>
+        <w:t xml:space="preserve"> relationship</w:t>
+      </w:r>
+      <w:r>
+        <w:t>.</w:t>
       </w:r>
       <w:r>
         <w:t xml:space="preserve"> </w:t>
       </w:r>
       <w:r>
-        <w:t>________</w:t>
-      </w:r>
-      <w:r>
-        <w:t xml:space="preserve"> but not </w:t>
-      </w:r>
-      <w:r>
-        <w:t>________</w:t>
-      </w:r>
-      <w:r>
-        <w:t>.</w:t>
+        <w:t>b</w:t>
+      </w:r>
+    </w:p>
+    <w:p>
+      <w:pPr>
+        <w:pStyle w:val="ListParagraph"/>
+        <w:numPr>
+          <w:ilvl w:val="1"/>
+          <w:numId w:val="1"/>
+        </w:numPr>
+      </w:pPr>
+      <w:r>
+        <w:lastRenderedPageBreak/>
+        <w:t>o</w:t>
+      </w:r>
+      <w:r>
+        <w:t>ne-to-one</w:t>
+      </w:r>
+    </w:p>
+    <w:p>
+      <w:pPr>
+        <w:pStyle w:val="ListParagraph"/>
+        <w:numPr>
+          <w:ilvl w:val="1"/>
+          <w:numId w:val="1"/>
+        </w:numPr>
+      </w:pPr>
+      <w:r>
+        <w:t>o</w:t>
+      </w:r>
+      <w:r>
+        <w:t>ne-to-many</w:t>
+      </w:r>
+    </w:p>
+    <w:p>
+      <w:pPr>
+        <w:pStyle w:val="ListParagraph"/>
+        <w:numPr>
+          <w:ilvl w:val="1"/>
+          <w:numId w:val="1"/>
+        </w:numPr>
+      </w:pPr>
+      <w:r>
+        <w:t>m</w:t>
+      </w:r>
+      <w:r>
+        <w:t>any-to-one</w:t>
+      </w:r>
+    </w:p>
+    <w:p>
+      <w:pPr>
+        <w:pStyle w:val="ListParagraph"/>
+        <w:numPr>
+          <w:ilvl w:val="1"/>
+          <w:numId w:val="1"/>
+        </w:numPr>
+      </w:pPr>
+      <w:r>
+        <w:t>m</w:t>
+      </w:r>
+      <w:r>
+        <w:t>any-to-many</w:t>
+      </w:r>
+    </w:p>
+    <w:p>
+      <w:pPr>
+        <w:pStyle w:val="ListParagraph"/>
+        <w:numPr>
+          <w:ilvl w:val="0"/>
+          <w:numId w:val="1"/>
+        </w:numPr>
+      </w:pPr>
+      <w:r>
+        <w:t xml:space="preserve">In raster data, </w:t>
+      </w:r>
+      <w:r>
+        <w:t>vegetation map is</w:t>
       </w:r>
       <w:r>
         <w:t xml:space="preserve"> </w:t>
       </w:r>
       <w:r>
-        <w:rPr>
-          <w:rFonts w:eastAsiaTheme="minorEastAsia" w:hint="eastAsia"/>
-          <w:lang w:eastAsia="zh-CN"/>
-        </w:rPr>
-        <w:t>b</w:t>
-      </w:r>
-    </w:p>
-    <w:p>
-      <w:pPr>
-        <w:pStyle w:val="ListParagraph"/>
-        <w:numPr>
-          <w:ilvl w:val="1"/>
-          <w:numId w:val="1"/>
-        </w:numPr>
-      </w:pPr>
-      <w:r>
-        <w:t>shape, distance</w:t>
-      </w:r>
-    </w:p>
-    <w:p>
-      <w:pPr>
-        <w:pStyle w:val="ListParagraph"/>
-        <w:numPr>
-          <w:ilvl w:val="1"/>
-          <w:numId w:val="1"/>
-        </w:numPr>
-      </w:pPr>
-      <w:r>
-        <w:t>size, shape</w:t>
-      </w:r>
-    </w:p>
-    <w:p>
-      <w:pPr>
-        <w:pStyle w:val="ListParagraph"/>
-        <w:numPr>
-          <w:ilvl w:val="1"/>
-          <w:numId w:val="1"/>
-        </w:numPr>
-      </w:pPr>
-      <w:r>
-        <w:t>size, distance</w:t>
-      </w:r>
-    </w:p>
-    <w:p>
-      <w:pPr>
-        <w:pStyle w:val="ListParagraph"/>
-        <w:numPr>
-          <w:ilvl w:val="1"/>
-          <w:numId w:val="1"/>
-        </w:numPr>
-      </w:pPr>
-      <w:r>
-        <w:t>shape, size</w:t>
+        <w:t xml:space="preserve">an </w:t>
+      </w:r>
+      <w:r>
+        <w:t>example of _____________ data.</w:t>
+      </w:r>
+      <w:r>
+        <w:t xml:space="preserve"> </w:t>
+      </w:r>
+      <w:r>
+        <w:t>d</w:t>
+      </w:r>
+    </w:p>
+    <w:p>
+      <w:pPr>
+        <w:pStyle w:val="ListParagraph"/>
+        <w:numPr>
+          <w:ilvl w:val="1"/>
+          <w:numId w:val="1"/>
+        </w:numPr>
+      </w:pPr>
+      <w:r>
+        <w:t>c</w:t>
+      </w:r>
+      <w:r>
+        <w:t>ontinuous</w:t>
+      </w:r>
+    </w:p>
+    <w:p>
+      <w:pPr>
+        <w:pStyle w:val="ListParagraph"/>
+        <w:numPr>
+          <w:ilvl w:val="1"/>
+          <w:numId w:val="1"/>
+        </w:numPr>
+      </w:pPr>
+      <w:r>
+        <w:t>o</w:t>
+      </w:r>
+      <w:r>
+        <w:t xml:space="preserve">verlay </w:t>
+      </w:r>
+    </w:p>
+    <w:p>
+      <w:pPr>
+        <w:pStyle w:val="ListParagraph"/>
+        <w:numPr>
+          <w:ilvl w:val="1"/>
+          <w:numId w:val="1"/>
+        </w:numPr>
+      </w:pPr>
+      <w:r>
+        <w:t>v</w:t>
+      </w:r>
+      <w:r>
+        <w:t>ector</w:t>
+      </w:r>
+    </w:p>
+    <w:p>
+      <w:pPr>
+        <w:pStyle w:val="ListParagraph"/>
+        <w:numPr>
+          <w:ilvl w:val="1"/>
+          <w:numId w:val="1"/>
+        </w:numPr>
+      </w:pPr>
+      <w:r>
+        <w:t>categorical</w:t>
       </w:r>
     </w:p>
     <w:p>
@@ -1373,999 +2773,6 @@
         </w:numPr>
       </w:pPr>
       <w:r>
-        <w:t xml:space="preserve">State Plane coordinate system is </w:t>
-      </w:r>
-      <w:r>
-        <w:t xml:space="preserve">most </w:t>
-      </w:r>
-      <w:r>
-        <w:t>suitable for mapping at</w:t>
-      </w:r>
-      <w:r>
-        <w:t>_____</w:t>
-      </w:r>
-      <w:r>
-        <w:t>.</w:t>
-      </w:r>
-      <w:r>
-        <w:t xml:space="preserve"> </w:t>
-      </w:r>
-      <w:r>
-        <w:t>a</w:t>
-      </w:r>
-    </w:p>
-    <w:p>
-      <w:pPr>
-        <w:pStyle w:val="ListParagraph"/>
-        <w:numPr>
-          <w:ilvl w:val="1"/>
-          <w:numId w:val="1"/>
-        </w:numPr>
-      </w:pPr>
-      <w:r>
-        <w:t>city to county scale</w:t>
-      </w:r>
-    </w:p>
-    <w:p>
-      <w:pPr>
-        <w:pStyle w:val="ListParagraph"/>
-        <w:numPr>
-          <w:ilvl w:val="1"/>
-          <w:numId w:val="1"/>
-        </w:numPr>
-      </w:pPr>
-      <w:r>
-        <w:t>global scale</w:t>
-      </w:r>
-    </w:p>
-    <w:p>
-      <w:pPr>
-        <w:pStyle w:val="ListParagraph"/>
-        <w:numPr>
-          <w:ilvl w:val="1"/>
-          <w:numId w:val="1"/>
-        </w:numPr>
-      </w:pPr>
-      <w:r>
-        <w:t>continent scale</w:t>
-      </w:r>
-    </w:p>
-    <w:p>
-      <w:pPr>
-        <w:pStyle w:val="ListParagraph"/>
-        <w:numPr>
-          <w:ilvl w:val="1"/>
-          <w:numId w:val="1"/>
-        </w:numPr>
-      </w:pPr>
-      <w:r>
-        <w:t>state scale</w:t>
-      </w:r>
-    </w:p>
-    <w:p>
-      <w:pPr>
-        <w:pStyle w:val="ListParagraph"/>
-        <w:numPr>
-          <w:ilvl w:val="0"/>
-          <w:numId w:val="1"/>
-        </w:numPr>
-      </w:pPr>
-      <w:r>
-        <w:t xml:space="preserve">Points have a dimension of </w:t>
-      </w:r>
-      <w:r>
-        <w:t>_____</w:t>
-      </w:r>
-      <w:r>
-        <w:t>.</w:t>
-      </w:r>
-      <w:r>
-        <w:t xml:space="preserve"> </w:t>
-      </w:r>
-      <w:r>
-        <w:t>d</w:t>
-      </w:r>
-    </w:p>
-    <w:p>
-      <w:pPr>
-        <w:pStyle w:val="ListParagraph"/>
-        <w:numPr>
-          <w:ilvl w:val="1"/>
-          <w:numId w:val="1"/>
-        </w:numPr>
-      </w:pPr>
-      <w:r>
-        <w:t>1</w:t>
-      </w:r>
-    </w:p>
-    <w:p>
-      <w:pPr>
-        <w:pStyle w:val="ListParagraph"/>
-        <w:numPr>
-          <w:ilvl w:val="1"/>
-          <w:numId w:val="1"/>
-        </w:numPr>
-      </w:pPr>
-      <w:r>
-        <w:t>2</w:t>
-      </w:r>
-    </w:p>
-    <w:p>
-      <w:pPr>
-        <w:pStyle w:val="ListParagraph"/>
-        <w:numPr>
-          <w:ilvl w:val="1"/>
-          <w:numId w:val="1"/>
-        </w:numPr>
-      </w:pPr>
-      <w:r>
-        <w:t>3</w:t>
-      </w:r>
-    </w:p>
-    <w:p>
-      <w:pPr>
-        <w:pStyle w:val="ListParagraph"/>
-        <w:numPr>
-          <w:ilvl w:val="1"/>
-          <w:numId w:val="1"/>
-        </w:numPr>
-      </w:pPr>
-      <w:r>
-        <w:t>0</w:t>
-      </w:r>
-    </w:p>
-    <w:p>
-      <w:pPr>
-        <w:pStyle w:val="ListParagraph"/>
-        <w:numPr>
-          <w:ilvl w:val="0"/>
-          <w:numId w:val="1"/>
-        </w:numPr>
-      </w:pPr>
-      <w:r>
-        <w:t xml:space="preserve">Which one is </w:t>
-      </w:r>
-      <w:r>
-        <w:t xml:space="preserve">the </w:t>
-      </w:r>
-      <w:r>
-        <w:t xml:space="preserve">vector data format? </w:t>
-      </w:r>
-      <w:r>
-        <w:t>c</w:t>
-      </w:r>
-    </w:p>
-    <w:p>
-      <w:pPr>
-        <w:pStyle w:val="ListParagraph"/>
-        <w:numPr>
-          <w:ilvl w:val="1"/>
-          <w:numId w:val="1"/>
-        </w:numPr>
-      </w:pPr>
-      <w:r>
-        <w:t>.</w:t>
-      </w:r>
-      <w:proofErr w:type="spellStart"/>
-      <w:r>
-        <w:t>img</w:t>
-      </w:r>
-      <w:proofErr w:type="spellEnd"/>
-    </w:p>
-    <w:p>
-      <w:pPr>
-        <w:pStyle w:val="ListParagraph"/>
-        <w:numPr>
-          <w:ilvl w:val="1"/>
-          <w:numId w:val="1"/>
-        </w:numPr>
-      </w:pPr>
-      <w:r>
-        <w:t>.</w:t>
-      </w:r>
-      <w:proofErr w:type="spellStart"/>
-      <w:r>
-        <w:t>tif</w:t>
-      </w:r>
-      <w:proofErr w:type="spellEnd"/>
-    </w:p>
-    <w:p>
-      <w:pPr>
-        <w:pStyle w:val="ListParagraph"/>
-        <w:numPr>
-          <w:ilvl w:val="1"/>
-          <w:numId w:val="1"/>
-        </w:numPr>
-      </w:pPr>
-      <w:r>
-        <w:t>.</w:t>
-      </w:r>
-      <w:proofErr w:type="spellStart"/>
-      <w:r>
-        <w:t>shp</w:t>
-      </w:r>
-      <w:proofErr w:type="spellEnd"/>
-    </w:p>
-    <w:p>
-      <w:pPr>
-        <w:pStyle w:val="ListParagraph"/>
-        <w:numPr>
-          <w:ilvl w:val="1"/>
-          <w:numId w:val="1"/>
-        </w:numPr>
-      </w:pPr>
-      <w:r>
-        <w:t>.</w:t>
-      </w:r>
-      <w:proofErr w:type="spellStart"/>
-      <w:r>
-        <w:t>png</w:t>
-      </w:r>
-      <w:proofErr w:type="spellEnd"/>
-    </w:p>
-    <w:p>
-      <w:pPr>
-        <w:pStyle w:val="ListParagraph"/>
-        <w:numPr>
-          <w:ilvl w:val="0"/>
-          <w:numId w:val="1"/>
-        </w:numPr>
-      </w:pPr>
-      <w:r>
-        <w:t xml:space="preserve">Raster </w:t>
-      </w:r>
-      <w:r>
-        <w:t xml:space="preserve">data </w:t>
-      </w:r>
-      <w:r>
-        <w:t xml:space="preserve">is made up of </w:t>
-      </w:r>
-      <w:r>
-        <w:t>_____</w:t>
-      </w:r>
-      <w:r>
-        <w:t xml:space="preserve">. </w:t>
-      </w:r>
-      <w:r>
-        <w:t>c</w:t>
-      </w:r>
-    </w:p>
-    <w:p>
-      <w:pPr>
-        <w:pStyle w:val="ListParagraph"/>
-        <w:numPr>
-          <w:ilvl w:val="1"/>
-          <w:numId w:val="1"/>
-        </w:numPr>
-      </w:pPr>
-      <w:r>
-        <w:t>Points</w:t>
-      </w:r>
-    </w:p>
-    <w:p>
-      <w:pPr>
-        <w:pStyle w:val="ListParagraph"/>
-        <w:numPr>
-          <w:ilvl w:val="1"/>
-          <w:numId w:val="1"/>
-        </w:numPr>
-      </w:pPr>
-      <w:r>
-        <w:t>Lines</w:t>
-      </w:r>
-    </w:p>
-    <w:p>
-      <w:pPr>
-        <w:pStyle w:val="ListParagraph"/>
-        <w:numPr>
-          <w:ilvl w:val="1"/>
-          <w:numId w:val="1"/>
-        </w:numPr>
-      </w:pPr>
-      <w:r>
-        <w:t>Pixels</w:t>
-      </w:r>
-    </w:p>
-    <w:p>
-      <w:pPr>
-        <w:pStyle w:val="ListParagraph"/>
-        <w:numPr>
-          <w:ilvl w:val="1"/>
-          <w:numId w:val="1"/>
-        </w:numPr>
-      </w:pPr>
-      <w:r>
-        <w:t>P</w:t>
-      </w:r>
-      <w:r>
-        <w:t>olygons</w:t>
-      </w:r>
-    </w:p>
-    <w:p>
-      <w:pPr>
-        <w:pStyle w:val="ListParagraph"/>
-        <w:numPr>
-          <w:ilvl w:val="0"/>
-          <w:numId w:val="1"/>
-        </w:numPr>
-      </w:pPr>
-      <w:r>
-        <w:t xml:space="preserve">In raster data, </w:t>
-      </w:r>
-      <w:r>
-        <w:t xml:space="preserve">the </w:t>
-      </w:r>
-      <w:r>
-        <w:t xml:space="preserve">4-bit radiometric resolution </w:t>
-      </w:r>
-      <w:proofErr w:type="gramStart"/>
-      <w:r>
-        <w:t xml:space="preserve">represents </w:t>
-      </w:r>
-      <w:r>
-        <w:t>__</w:t>
-      </w:r>
-      <w:proofErr w:type="gramEnd"/>
-      <w:r>
-        <w:t>___</w:t>
-      </w:r>
-      <w:r>
-        <w:t xml:space="preserve"> unique values? </w:t>
-      </w:r>
-      <w:r>
-        <w:t>c</w:t>
-      </w:r>
-    </w:p>
-    <w:p>
-      <w:pPr>
-        <w:pStyle w:val="ListParagraph"/>
-        <w:numPr>
-          <w:ilvl w:val="1"/>
-          <w:numId w:val="1"/>
-        </w:numPr>
-      </w:pPr>
-      <w:r>
-        <w:lastRenderedPageBreak/>
-        <w:t>4</w:t>
-      </w:r>
-    </w:p>
-    <w:p>
-      <w:pPr>
-        <w:pStyle w:val="ListParagraph"/>
-        <w:numPr>
-          <w:ilvl w:val="1"/>
-          <w:numId w:val="1"/>
-        </w:numPr>
-      </w:pPr>
-      <w:r>
-        <w:t>8</w:t>
-      </w:r>
-    </w:p>
-    <w:p>
-      <w:pPr>
-        <w:pStyle w:val="ListParagraph"/>
-        <w:numPr>
-          <w:ilvl w:val="1"/>
-          <w:numId w:val="1"/>
-        </w:numPr>
-      </w:pPr>
-      <w:r>
-        <w:t>16</w:t>
-      </w:r>
-    </w:p>
-    <w:p>
-      <w:pPr>
-        <w:pStyle w:val="ListParagraph"/>
-        <w:numPr>
-          <w:ilvl w:val="1"/>
-          <w:numId w:val="1"/>
-        </w:numPr>
-      </w:pPr>
-      <w:r>
-        <w:t>256</w:t>
-      </w:r>
-    </w:p>
-    <w:p>
-      <w:pPr>
-        <w:pStyle w:val="ListParagraph"/>
-        <w:numPr>
-          <w:ilvl w:val="0"/>
-          <w:numId w:val="1"/>
-        </w:numPr>
-      </w:pPr>
-      <w:r>
-        <w:t xml:space="preserve">The cell size of raster data is called </w:t>
-      </w:r>
-      <w:r>
-        <w:t>_____</w:t>
-      </w:r>
-      <w:r>
-        <w:t xml:space="preserve">. </w:t>
-      </w:r>
-      <w:r>
-        <w:t>b</w:t>
-      </w:r>
-    </w:p>
-    <w:p>
-      <w:pPr>
-        <w:pStyle w:val="ListParagraph"/>
-        <w:numPr>
-          <w:ilvl w:val="1"/>
-          <w:numId w:val="1"/>
-        </w:numPr>
-      </w:pPr>
-      <w:r>
-        <w:t>area</w:t>
-      </w:r>
-    </w:p>
-    <w:p>
-      <w:pPr>
-        <w:pStyle w:val="ListParagraph"/>
-        <w:numPr>
-          <w:ilvl w:val="1"/>
-          <w:numId w:val="1"/>
-        </w:numPr>
-      </w:pPr>
-      <w:r>
-        <w:t>spatial resolution</w:t>
-      </w:r>
-    </w:p>
-    <w:p>
-      <w:pPr>
-        <w:pStyle w:val="ListParagraph"/>
-        <w:numPr>
-          <w:ilvl w:val="1"/>
-          <w:numId w:val="1"/>
-        </w:numPr>
-      </w:pPr>
-      <w:r>
-        <w:t>temporal resolution</w:t>
-      </w:r>
-    </w:p>
-    <w:p>
-      <w:pPr>
-        <w:pStyle w:val="ListParagraph"/>
-        <w:numPr>
-          <w:ilvl w:val="1"/>
-          <w:numId w:val="1"/>
-        </w:numPr>
-      </w:pPr>
-      <w:r>
-        <w:t>length</w:t>
-      </w:r>
-    </w:p>
-    <w:p>
-      <w:pPr>
-        <w:pStyle w:val="ListParagraph"/>
-        <w:numPr>
-          <w:ilvl w:val="0"/>
-          <w:numId w:val="1"/>
-        </w:numPr>
-      </w:pPr>
-      <w:r>
-        <w:t xml:space="preserve">23°C temperature is an example of </w:t>
-      </w:r>
-      <w:r>
-        <w:t>_____</w:t>
-      </w:r>
-      <w:r>
-        <w:t xml:space="preserve"> data.  </w:t>
-      </w:r>
-      <w:r>
-        <w:t>c</w:t>
-      </w:r>
-    </w:p>
-    <w:p>
-      <w:pPr>
-        <w:pStyle w:val="ListParagraph"/>
-        <w:numPr>
-          <w:ilvl w:val="1"/>
-          <w:numId w:val="1"/>
-        </w:numPr>
-      </w:pPr>
-      <w:r>
-        <w:t>Nominal</w:t>
-      </w:r>
-    </w:p>
-    <w:p>
-      <w:pPr>
-        <w:pStyle w:val="ListParagraph"/>
-        <w:numPr>
-          <w:ilvl w:val="1"/>
-          <w:numId w:val="1"/>
-        </w:numPr>
-      </w:pPr>
-      <w:r>
-        <w:t>Ratio</w:t>
-      </w:r>
-    </w:p>
-    <w:p>
-      <w:pPr>
-        <w:pStyle w:val="ListParagraph"/>
-        <w:numPr>
-          <w:ilvl w:val="1"/>
-          <w:numId w:val="1"/>
-        </w:numPr>
-      </w:pPr>
-      <w:r>
-        <w:t>Interval</w:t>
-      </w:r>
-    </w:p>
-    <w:p>
-      <w:pPr>
-        <w:pStyle w:val="ListParagraph"/>
-        <w:numPr>
-          <w:ilvl w:val="1"/>
-          <w:numId w:val="1"/>
-        </w:numPr>
-      </w:pPr>
-      <w:r>
-        <w:t>ordinal</w:t>
-      </w:r>
-    </w:p>
-    <w:p>
-      <w:pPr>
-        <w:pStyle w:val="ListParagraph"/>
-        <w:numPr>
-          <w:ilvl w:val="0"/>
-          <w:numId w:val="1"/>
-        </w:numPr>
-      </w:pPr>
-      <w:r>
-        <w:t xml:space="preserve">In </w:t>
-      </w:r>
-      <w:r>
-        <w:t xml:space="preserve">a </w:t>
-      </w:r>
-      <w:r>
-        <w:t>table or aspatial query, the ‘</w:t>
-      </w:r>
-      <w:proofErr w:type="spellStart"/>
-      <w:r>
-        <w:t>grater</w:t>
-      </w:r>
-      <w:proofErr w:type="spellEnd"/>
-      <w:r>
-        <w:t xml:space="preserve"> than </w:t>
-      </w:r>
-      <w:r>
-        <w:rPr>
-          <w:rFonts w:eastAsiaTheme="minorEastAsia" w:hint="eastAsia"/>
-          <w:lang w:eastAsia="zh-CN"/>
-        </w:rPr>
-        <w:t>or</w:t>
-      </w:r>
-      <w:r>
-        <w:t xml:space="preserve"> </w:t>
-      </w:r>
-      <w:proofErr w:type="spellStart"/>
-      <w:r>
-        <w:t>qual</w:t>
-      </w:r>
-      <w:proofErr w:type="spellEnd"/>
-      <w:r>
-        <w:t xml:space="preserve"> to’ logical operator is symbolized as </w:t>
-      </w:r>
-      <w:r>
-        <w:t>_____</w:t>
-      </w:r>
-      <w:r>
-        <w:t xml:space="preserve">. </w:t>
-      </w:r>
-      <w:r>
-        <w:t>d</w:t>
-      </w:r>
-    </w:p>
-    <w:p>
-      <w:pPr>
-        <w:pStyle w:val="ListParagraph"/>
-        <w:numPr>
-          <w:ilvl w:val="1"/>
-          <w:numId w:val="1"/>
-        </w:numPr>
-      </w:pPr>
-      <w:r>
-        <w:t>=</w:t>
-      </w:r>
-    </w:p>
-    <w:p>
-      <w:pPr>
-        <w:pStyle w:val="ListParagraph"/>
-        <w:numPr>
-          <w:ilvl w:val="1"/>
-          <w:numId w:val="1"/>
-        </w:numPr>
-      </w:pPr>
-      <w:r>
-        <w:t>&gt;</w:t>
-      </w:r>
-    </w:p>
-    <w:p>
-      <w:pPr>
-        <w:pStyle w:val="ListParagraph"/>
-        <w:numPr>
-          <w:ilvl w:val="1"/>
-          <w:numId w:val="1"/>
-        </w:numPr>
-      </w:pPr>
-      <w:r>
-        <w:t>&lt;=</w:t>
-      </w:r>
-    </w:p>
-    <w:p>
-      <w:pPr>
-        <w:pStyle w:val="ListParagraph"/>
-        <w:numPr>
-          <w:ilvl w:val="1"/>
-          <w:numId w:val="1"/>
-        </w:numPr>
-      </w:pPr>
-      <w:r>
-        <w:t>&gt;=</w:t>
-      </w:r>
-    </w:p>
-    <w:p>
-      <w:pPr>
-        <w:pStyle w:val="ListParagraph"/>
-        <w:numPr>
-          <w:ilvl w:val="0"/>
-          <w:numId w:val="1"/>
-        </w:numPr>
-      </w:pPr>
-      <w:r>
-        <w:t xml:space="preserve">In an attribute table, the attribute whose values can uniquely identify a record is called </w:t>
-      </w:r>
-      <w:r>
-        <w:t>_____</w:t>
-      </w:r>
-      <w:r>
-        <w:t xml:space="preserve">. </w:t>
-      </w:r>
-      <w:r>
-        <w:rPr>
-          <w:rFonts w:eastAsiaTheme="minorEastAsia" w:hint="eastAsia"/>
-          <w:lang w:eastAsia="zh-CN"/>
-        </w:rPr>
-        <w:t>d</w:t>
-      </w:r>
-    </w:p>
-    <w:p>
-      <w:pPr>
-        <w:pStyle w:val="ListParagraph"/>
-        <w:numPr>
-          <w:ilvl w:val="1"/>
-          <w:numId w:val="1"/>
-        </w:numPr>
-      </w:pPr>
-      <w:r>
-        <w:t>Field</w:t>
-      </w:r>
-    </w:p>
-    <w:p>
-      <w:pPr>
-        <w:pStyle w:val="ListParagraph"/>
-        <w:numPr>
-          <w:ilvl w:val="1"/>
-          <w:numId w:val="1"/>
-        </w:numPr>
-      </w:pPr>
-      <w:r>
-        <w:rPr>
-          <w:rFonts w:eastAsiaTheme="minorEastAsia" w:hint="eastAsia"/>
-          <w:lang w:eastAsia="zh-CN"/>
-        </w:rPr>
-        <w:t>Course Number</w:t>
-      </w:r>
-    </w:p>
-    <w:p>
-      <w:pPr>
-        <w:pStyle w:val="ListParagraph"/>
-        <w:numPr>
-          <w:ilvl w:val="1"/>
-          <w:numId w:val="1"/>
-        </w:numPr>
-      </w:pPr>
-      <w:r>
-        <w:rPr>
-          <w:rFonts w:eastAsiaTheme="minorEastAsia" w:hint="eastAsia"/>
-          <w:lang w:eastAsia="zh-CN"/>
-        </w:rPr>
-        <w:t>Name</w:t>
-      </w:r>
-    </w:p>
-    <w:p>
-      <w:pPr>
-        <w:pStyle w:val="ListParagraph"/>
-        <w:numPr>
-          <w:ilvl w:val="1"/>
-          <w:numId w:val="1"/>
-        </w:numPr>
-      </w:pPr>
-      <w:r>
-        <w:rPr>
-          <w:rFonts w:eastAsiaTheme="minorEastAsia" w:hint="eastAsia"/>
-          <w:lang w:eastAsia="zh-CN"/>
-        </w:rPr>
-        <w:t>F</w:t>
-      </w:r>
-      <w:r>
-        <w:t>ID</w:t>
-      </w:r>
-    </w:p>
-    <w:p>
-      <w:pPr>
-        <w:pStyle w:val="ListParagraph"/>
-        <w:numPr>
-          <w:ilvl w:val="0"/>
-          <w:numId w:val="1"/>
-        </w:numPr>
-      </w:pPr>
-      <w:r>
-        <w:t xml:space="preserve">A feature class is </w:t>
-      </w:r>
-      <w:r>
-        <w:t>_____</w:t>
-      </w:r>
-      <w:r>
-        <w:t>.</w:t>
-      </w:r>
-      <w:r>
-        <w:t xml:space="preserve"> </w:t>
-      </w:r>
-      <w:r>
-        <w:t>d</w:t>
-      </w:r>
-    </w:p>
-    <w:p>
-      <w:pPr>
-        <w:pStyle w:val="ListParagraph"/>
-        <w:numPr>
-          <w:ilvl w:val="1"/>
-          <w:numId w:val="1"/>
-        </w:numPr>
-      </w:pPr>
-      <w:r>
-        <w:t>a</w:t>
-      </w:r>
-      <w:r>
-        <w:t xml:space="preserve"> property of a geodatabase shared by the individual datasets</w:t>
-      </w:r>
-    </w:p>
-    <w:p>
-      <w:pPr>
-        <w:pStyle w:val="ListParagraph"/>
-        <w:numPr>
-          <w:ilvl w:val="1"/>
-          <w:numId w:val="1"/>
-        </w:numPr>
-      </w:pPr>
-      <w:r>
-        <w:t>s</w:t>
-      </w:r>
-      <w:r>
-        <w:t>ubsets of features in a table that share the same attribute</w:t>
-      </w:r>
-    </w:p>
-    <w:p>
-      <w:pPr>
-        <w:pStyle w:val="ListParagraph"/>
-        <w:numPr>
-          <w:ilvl w:val="1"/>
-          <w:numId w:val="1"/>
-        </w:numPr>
-      </w:pPr>
-      <w:r>
-        <w:t>u</w:t>
-      </w:r>
-      <w:r>
-        <w:t>sed to organize the geodatabase</w:t>
-      </w:r>
-    </w:p>
-    <w:p>
-      <w:pPr>
-        <w:pStyle w:val="ListParagraph"/>
-        <w:numPr>
-          <w:ilvl w:val="1"/>
-          <w:numId w:val="1"/>
-        </w:numPr>
-      </w:pPr>
-      <w:r>
-        <w:t>c</w:t>
-      </w:r>
-      <w:r>
-        <w:t xml:space="preserve">ollection of features that share </w:t>
-      </w:r>
-      <w:r>
-        <w:t xml:space="preserve">the </w:t>
-      </w:r>
-      <w:r>
-        <w:t>same geometry (points, lines, or polygons) and spatial reference</w:t>
-      </w:r>
-    </w:p>
-    <w:p>
-      <w:pPr>
-        <w:pStyle w:val="ListParagraph"/>
-        <w:numPr>
-          <w:ilvl w:val="0"/>
-          <w:numId w:val="1"/>
-        </w:numPr>
-      </w:pPr>
-      <w:r>
-        <w:t xml:space="preserve">To establish a relationship between features, one record in Table 1 related to many records in Table 2 is called </w:t>
-      </w:r>
-      <w:r>
-        <w:t>_____</w:t>
-      </w:r>
-      <w:r>
-        <w:t xml:space="preserve"> relationship</w:t>
-      </w:r>
-      <w:r>
-        <w:t>.</w:t>
-      </w:r>
-      <w:r>
-        <w:t xml:space="preserve"> </w:t>
-      </w:r>
-      <w:r>
-        <w:t>b</w:t>
-      </w:r>
-    </w:p>
-    <w:p>
-      <w:pPr>
-        <w:pStyle w:val="ListParagraph"/>
-        <w:numPr>
-          <w:ilvl w:val="1"/>
-          <w:numId w:val="1"/>
-        </w:numPr>
-      </w:pPr>
-      <w:r>
-        <w:t>o</w:t>
-      </w:r>
-      <w:r>
-        <w:t>ne-to-one</w:t>
-      </w:r>
-    </w:p>
-    <w:p>
-      <w:pPr>
-        <w:pStyle w:val="ListParagraph"/>
-        <w:numPr>
-          <w:ilvl w:val="1"/>
-          <w:numId w:val="1"/>
-        </w:numPr>
-      </w:pPr>
-      <w:r>
-        <w:t>o</w:t>
-      </w:r>
-      <w:r>
-        <w:t>ne-to-many</w:t>
-      </w:r>
-    </w:p>
-    <w:p>
-      <w:pPr>
-        <w:pStyle w:val="ListParagraph"/>
-        <w:numPr>
-          <w:ilvl w:val="1"/>
-          <w:numId w:val="1"/>
-        </w:numPr>
-      </w:pPr>
-      <w:r>
-        <w:t>m</w:t>
-      </w:r>
-      <w:r>
-        <w:t>any-to-one</w:t>
-      </w:r>
-    </w:p>
-    <w:p>
-      <w:pPr>
-        <w:pStyle w:val="ListParagraph"/>
-        <w:numPr>
-          <w:ilvl w:val="1"/>
-          <w:numId w:val="1"/>
-        </w:numPr>
-      </w:pPr>
-      <w:r>
-        <w:t>m</w:t>
-      </w:r>
-      <w:r>
-        <w:t>any-to-many</w:t>
-      </w:r>
-    </w:p>
-    <w:p>
-      <w:pPr>
-        <w:pStyle w:val="ListParagraph"/>
-        <w:numPr>
-          <w:ilvl w:val="0"/>
-          <w:numId w:val="1"/>
-        </w:numPr>
-      </w:pPr>
-      <w:r>
-        <w:t xml:space="preserve">In raster data, </w:t>
-      </w:r>
-      <w:r>
-        <w:t>vegetation map is</w:t>
-      </w:r>
-      <w:r>
-        <w:t xml:space="preserve"> </w:t>
-      </w:r>
-      <w:r>
-        <w:t xml:space="preserve">an </w:t>
-      </w:r>
-      <w:r>
-        <w:t>example of _____________ data.</w:t>
-      </w:r>
-      <w:r>
-        <w:t xml:space="preserve"> </w:t>
-      </w:r>
-      <w:r>
-        <w:t>d</w:t>
-      </w:r>
-    </w:p>
-    <w:p>
-      <w:pPr>
-        <w:pStyle w:val="ListParagraph"/>
-        <w:numPr>
-          <w:ilvl w:val="1"/>
-          <w:numId w:val="1"/>
-        </w:numPr>
-      </w:pPr>
-      <w:r>
-        <w:t>c</w:t>
-      </w:r>
-      <w:r>
-        <w:t>ontinuous</w:t>
-      </w:r>
-    </w:p>
-    <w:p>
-      <w:pPr>
-        <w:pStyle w:val="ListParagraph"/>
-        <w:numPr>
-          <w:ilvl w:val="1"/>
-          <w:numId w:val="1"/>
-        </w:numPr>
-      </w:pPr>
-      <w:r>
-        <w:t>o</w:t>
-      </w:r>
-      <w:r>
-        <w:t xml:space="preserve">verlay </w:t>
-      </w:r>
-    </w:p>
-    <w:p>
-      <w:pPr>
-        <w:pStyle w:val="ListParagraph"/>
-        <w:numPr>
-          <w:ilvl w:val="1"/>
-          <w:numId w:val="1"/>
-        </w:numPr>
-      </w:pPr>
-      <w:r>
-        <w:t>v</w:t>
-      </w:r>
-      <w:r>
-        <w:t>ector</w:t>
-      </w:r>
-    </w:p>
-    <w:p>
-      <w:pPr>
-        <w:pStyle w:val="ListParagraph"/>
-        <w:numPr>
-          <w:ilvl w:val="1"/>
-          <w:numId w:val="1"/>
-        </w:numPr>
-      </w:pPr>
-      <w:r>
-        <w:t>categorical</w:t>
-      </w:r>
-    </w:p>
-    <w:p>
-      <w:pPr>
-        <w:pStyle w:val="ListParagraph"/>
-        <w:numPr>
-          <w:ilvl w:val="0"/>
-          <w:numId w:val="1"/>
-        </w:numPr>
-      </w:pPr>
-      <w:r>
-        <w:lastRenderedPageBreak/>
         <w:t xml:space="preserve">In map projections, several types of distortions can occur. Which of the following is </w:t>
       </w:r>
       <w:r>
@@ -2384,6 +2791,13 @@
           <w:lang w:eastAsia="zh-CN"/>
         </w:rPr>
         <w:t>?</w:t>
+      </w:r>
+      <w:r>
+        <w:rPr>
+          <w:rFonts w:eastAsiaTheme="minorEastAsia" w:hint="eastAsia"/>
+          <w:lang w:eastAsia="zh-CN"/>
+        </w:rPr>
+        <w:t xml:space="preserve"> d</w:t>
       </w:r>
     </w:p>
     <w:p>
@@ -2672,6 +3086,7 @@
         <w:rPr>
           <w:noProof/>
         </w:rPr>
+        <w:lastRenderedPageBreak/>
         <w:drawing>
           <wp:inline distT="0" distB="0" distL="0" distR="0" wp14:anchorId="1562FDB5" wp14:editId="11ABC260">
             <wp:extent cx="2097198" cy="2790825"/>
@@ -2743,7 +3158,6 @@
       </w:pPr>
       <w:proofErr w:type="gramStart"/>
       <w:r>
-        <w:lastRenderedPageBreak/>
         <w:t>mapping</w:t>
       </w:r>
       <w:proofErr w:type="gramEnd"/>
@@ -3065,6 +3479,9 @@
       </w:r>
       <w:r>
         <w:br/>
+      </w:r>
+      <w:r>
+        <w:lastRenderedPageBreak/>
         <w:t>c. Data</w:t>
       </w:r>
       <w:r>
@@ -3170,209 +3587,199 @@
     </w:p>
     <w:p>
       <w:pPr>
+        <w:pStyle w:val="Heading2"/>
+      </w:pPr>
+      <w:r>
+        <w:t>True/ False Questions</w:t>
+      </w:r>
+      <w:r>
+        <w:t xml:space="preserve"> (2 points per question</w:t>
+      </w:r>
+      <w:r>
+        <w:rPr>
+          <w:rFonts w:eastAsiaTheme="minorEastAsia" w:hint="eastAsia"/>
+          <w:lang w:eastAsia="zh-CN"/>
+        </w:rPr>
+        <w:t>, 2</w:t>
+      </w:r>
+      <w:r>
+        <w:rPr>
+          <w:rFonts w:eastAsiaTheme="minorEastAsia" w:hint="eastAsia"/>
+          <w:lang w:eastAsia="zh-CN"/>
+        </w:rPr>
+        <w:t>0</w:t>
+      </w:r>
+      <w:r>
+        <w:rPr>
+          <w:rFonts w:eastAsiaTheme="minorEastAsia" w:hint="eastAsia"/>
+          <w:lang w:eastAsia="zh-CN"/>
+        </w:rPr>
+        <w:t xml:space="preserve"> points in total</w:t>
+      </w:r>
+      <w:r>
+        <w:t>)</w:t>
+      </w:r>
+    </w:p>
+    <w:p>
+      <w:pPr>
+        <w:pStyle w:val="ListParagraph"/>
+        <w:numPr>
+          <w:ilvl w:val="0"/>
+          <w:numId w:val="10"/>
+        </w:numPr>
+        <w:rPr>
+          <w:rFonts w:eastAsiaTheme="minorEastAsia"/>
+          <w:lang w:eastAsia="zh-CN"/>
+        </w:rPr>
+      </w:pPr>
+      <w:r>
+        <w:rPr>
+          <w:rFonts w:eastAsiaTheme="minorEastAsia" w:hint="eastAsia"/>
+          <w:lang w:eastAsia="zh-CN"/>
+        </w:rPr>
+        <w:t xml:space="preserve">Vertical datum is a </w:t>
+      </w:r>
+      <w:r>
+        <w:rPr>
+          <w:rFonts w:eastAsiaTheme="minorEastAsia"/>
+          <w:lang w:eastAsia="zh-CN"/>
+        </w:rPr>
+        <w:t>standardized reference surface used to define elevations and depths on the Earth's surface, serving as a "zero" point for measurements</w:t>
+      </w:r>
+      <w:r>
+        <w:t xml:space="preserve">. </w:t>
+      </w:r>
+      <w:r>
+        <w:t>T</w:t>
+      </w:r>
+    </w:p>
+    <w:p>
+      <w:pPr>
+        <w:pStyle w:val="ListParagraph"/>
+        <w:numPr>
+          <w:ilvl w:val="0"/>
+          <w:numId w:val="10"/>
+        </w:numPr>
+      </w:pPr>
+      <w:r>
+        <w:t xml:space="preserve">People </w:t>
+      </w:r>
+      <w:proofErr w:type="gramStart"/>
+      <w:r>
+        <w:t>is</w:t>
+      </w:r>
+      <w:proofErr w:type="gramEnd"/>
+      <w:r>
+        <w:t xml:space="preserve"> NOT a component of </w:t>
+      </w:r>
+      <w:proofErr w:type="gramStart"/>
+      <w:r>
+        <w:t>a GIS</w:t>
+      </w:r>
+      <w:proofErr w:type="gramEnd"/>
+      <w:r>
+        <w:t xml:space="preserve">. </w:t>
+      </w:r>
+      <w:r>
+        <w:t>F</w:t>
+      </w:r>
+    </w:p>
+    <w:p>
+      <w:pPr>
+        <w:pStyle w:val="ListParagraph"/>
+        <w:numPr>
+          <w:ilvl w:val="0"/>
+          <w:numId w:val="10"/>
+        </w:numPr>
+      </w:pPr>
+      <w:r>
+        <w:t xml:space="preserve">GIS is only for map making. </w:t>
+      </w:r>
+      <w:r>
+        <w:t>F</w:t>
+      </w:r>
+    </w:p>
+    <w:p>
+      <w:pPr>
+        <w:pStyle w:val="ListParagraph"/>
+        <w:numPr>
+          <w:ilvl w:val="0"/>
+          <w:numId w:val="10"/>
+        </w:numPr>
+      </w:pPr>
+      <w:r>
+        <w:t>Earth is</w:t>
+      </w:r>
+      <w:r>
+        <w:t xml:space="preserve"> like an</w:t>
+      </w:r>
+      <w:r>
+        <w:t xml:space="preserve"> oblate spheroid. </w:t>
+      </w:r>
+      <w:r>
+        <w:t>T</w:t>
+      </w:r>
+    </w:p>
+    <w:p>
+      <w:pPr>
+        <w:pStyle w:val="ListParagraph"/>
+        <w:numPr>
+          <w:ilvl w:val="0"/>
+          <w:numId w:val="10"/>
+        </w:numPr>
+      </w:pPr>
+      <w:r>
+        <w:t xml:space="preserve">Map projections </w:t>
+      </w:r>
+      <w:r>
+        <w:t>allow</w:t>
+      </w:r>
+      <w:r>
+        <w:t xml:space="preserve"> us to view 2D surface on</w:t>
+      </w:r>
+      <w:r>
+        <w:t xml:space="preserve"> the</w:t>
+      </w:r>
+      <w:r>
+        <w:t xml:space="preserve"> 3D Earth</w:t>
+      </w:r>
+      <w:r>
+        <w:t>.</w:t>
+      </w:r>
+      <w:r>
+        <w:t xml:space="preserve"> </w:t>
+      </w:r>
+      <w:r>
+        <w:t>F</w:t>
+      </w:r>
+    </w:p>
+    <w:p>
+      <w:pPr>
+        <w:pStyle w:val="ListParagraph"/>
+        <w:numPr>
+          <w:ilvl w:val="0"/>
+          <w:numId w:val="10"/>
+        </w:numPr>
+      </w:pPr>
+      <w:r>
         <w:rPr>
           <w:b/>
           <w:bCs/>
         </w:rPr>
-      </w:pPr>
+        <w:t xml:space="preserve">There </w:t>
+      </w:r>
       <w:r>
         <w:rPr>
           <w:b/>
           <w:bCs/>
         </w:rPr>
-        <w:t>True/ False Questions</w:t>
+        <w:t>are</w:t>
       </w:r>
       <w:r>
         <w:rPr>
           <w:b/>
           <w:bCs/>
         </w:rPr>
-        <w:t xml:space="preserve"> (2 points per question</w:t>
-      </w:r>
-      <w:r>
-        <w:rPr>
-          <w:rFonts w:eastAsiaTheme="minorEastAsia" w:hint="eastAsia"/>
-          <w:b/>
-          <w:bCs/>
-          <w:lang w:eastAsia="zh-CN"/>
-        </w:rPr>
-        <w:t>, 2</w:t>
-      </w:r>
-      <w:r>
-        <w:rPr>
-          <w:rFonts w:eastAsiaTheme="minorEastAsia" w:hint="eastAsia"/>
-          <w:b/>
-          <w:bCs/>
-          <w:lang w:eastAsia="zh-CN"/>
-        </w:rPr>
-        <w:t>0</w:t>
-      </w:r>
-      <w:r>
-        <w:rPr>
-          <w:rFonts w:eastAsiaTheme="minorEastAsia" w:hint="eastAsia"/>
-          <w:b/>
-          <w:bCs/>
-          <w:lang w:eastAsia="zh-CN"/>
-        </w:rPr>
-        <w:t xml:space="preserve"> points in total</w:t>
-      </w:r>
-      <w:r>
-        <w:rPr>
-          <w:b/>
-          <w:bCs/>
-        </w:rPr>
-        <w:t>)</w:t>
-      </w:r>
-    </w:p>
-    <w:p>
-      <w:pPr>
-        <w:pStyle w:val="ListParagraph"/>
-        <w:numPr>
-          <w:ilvl w:val="0"/>
-          <w:numId w:val="10"/>
-        </w:numPr>
-        <w:rPr>
-          <w:rFonts w:eastAsiaTheme="minorEastAsia"/>
-          <w:lang w:eastAsia="zh-CN"/>
-        </w:rPr>
-      </w:pPr>
-      <w:r>
-        <w:rPr>
-          <w:rFonts w:eastAsiaTheme="minorEastAsia" w:hint="eastAsia"/>
-          <w:lang w:eastAsia="zh-CN"/>
-        </w:rPr>
-        <w:lastRenderedPageBreak/>
-        <w:t xml:space="preserve">Vertical datum is a </w:t>
-      </w:r>
-      <w:r>
-        <w:rPr>
-          <w:rFonts w:eastAsiaTheme="minorEastAsia"/>
-          <w:lang w:eastAsia="zh-CN"/>
-        </w:rPr>
-        <w:t>standardized reference surface used to define elevations and depths on the Earth's surface, serving as a "zero" point for measurements</w:t>
-      </w:r>
-      <w:r>
-        <w:t xml:space="preserve">. </w:t>
-      </w:r>
-      <w:r>
-        <w:t>T</w:t>
-      </w:r>
-    </w:p>
-    <w:p>
-      <w:pPr>
-        <w:pStyle w:val="ListParagraph"/>
-        <w:numPr>
-          <w:ilvl w:val="0"/>
-          <w:numId w:val="10"/>
-        </w:numPr>
-      </w:pPr>
-      <w:r>
-        <w:t xml:space="preserve">People </w:t>
-      </w:r>
-      <w:proofErr w:type="gramStart"/>
-      <w:r>
-        <w:t>is</w:t>
-      </w:r>
-      <w:proofErr w:type="gramEnd"/>
-      <w:r>
-        <w:t xml:space="preserve"> NOT a component of </w:t>
-      </w:r>
-      <w:proofErr w:type="gramStart"/>
-      <w:r>
-        <w:t>a GIS</w:t>
-      </w:r>
-      <w:proofErr w:type="gramEnd"/>
-      <w:r>
-        <w:t xml:space="preserve">. </w:t>
-      </w:r>
-      <w:r>
-        <w:t>F</w:t>
-      </w:r>
-    </w:p>
-    <w:p>
-      <w:pPr>
-        <w:pStyle w:val="ListParagraph"/>
-        <w:numPr>
-          <w:ilvl w:val="0"/>
-          <w:numId w:val="10"/>
-        </w:numPr>
-      </w:pPr>
-      <w:r>
-        <w:t xml:space="preserve">GIS is only for map making. </w:t>
-      </w:r>
-      <w:r>
-        <w:t>F</w:t>
-      </w:r>
-    </w:p>
-    <w:p>
-      <w:pPr>
-        <w:pStyle w:val="ListParagraph"/>
-        <w:numPr>
-          <w:ilvl w:val="0"/>
-          <w:numId w:val="10"/>
-        </w:numPr>
-      </w:pPr>
-      <w:r>
-        <w:t>Earth is</w:t>
-      </w:r>
-      <w:r>
-        <w:t xml:space="preserve"> like an</w:t>
-      </w:r>
-      <w:r>
-        <w:t xml:space="preserve"> oblate spheroid. </w:t>
-      </w:r>
-      <w:r>
-        <w:t>T</w:t>
-      </w:r>
-    </w:p>
-    <w:p>
-      <w:pPr>
-        <w:pStyle w:val="ListParagraph"/>
-        <w:numPr>
-          <w:ilvl w:val="0"/>
-          <w:numId w:val="10"/>
-        </w:numPr>
-      </w:pPr>
-      <w:r>
-        <w:t xml:space="preserve">Map projections </w:t>
-      </w:r>
-      <w:r>
-        <w:t>allow</w:t>
-      </w:r>
-      <w:r>
-        <w:t xml:space="preserve"> us to view 2D surface on</w:t>
-      </w:r>
-      <w:r>
-        <w:t xml:space="preserve"> the</w:t>
-      </w:r>
-      <w:r>
-        <w:t xml:space="preserve"> 3D Earth</w:t>
-      </w:r>
-      <w:r>
-        <w:t>.</w:t>
-      </w:r>
-      <w:r>
-        <w:t xml:space="preserve"> </w:t>
-      </w:r>
-      <w:r>
-        <w:t>F</w:t>
-      </w:r>
-    </w:p>
-    <w:p>
-      <w:pPr>
-        <w:pStyle w:val="ListParagraph"/>
-        <w:numPr>
-          <w:ilvl w:val="0"/>
-          <w:numId w:val="10"/>
-        </w:numPr>
-      </w:pPr>
-      <w:r>
-        <w:t xml:space="preserve">There </w:t>
-      </w:r>
-      <w:r>
-        <w:t>are</w:t>
-      </w:r>
-      <w:r>
         <w:t xml:space="preserve"> no distortions at standard lines. </w:t>
       </w:r>
       <w:r>
@@ -3878,6 +4285,7 @@
           <w:b/>
           <w:bCs/>
         </w:rPr>
+        <w:lastRenderedPageBreak/>
         <w:t>Long Answer Questions</w:t>
       </w:r>
       <w:r>
@@ -6083,9 +6491,33 @@
       <w:rFonts w:eastAsia="Times New Roman"/>
     </w:rPr>
   </w:style>
+  <w:style w:type="paragraph" w:styleId="Heading2">
+    <w:name w:val="heading 2"/>
+    <w:basedOn w:val="Normal"/>
+    <w:next w:val="Normal"/>
+    <w:link w:val="Heading2Char"/>
+    <w:uiPriority w:val="9"/>
+    <w:unhideWhenUsed/>
+    <w:qFormat/>
+    <w:rsid w:val="0076442F"/>
+    <w:pPr>
+      <w:keepNext/>
+      <w:keepLines/>
+      <w:spacing w:before="260" w:after="260" w:line="416" w:lineRule="auto"/>
+      <w:outlineLvl w:val="1"/>
+    </w:pPr>
+    <w:rPr>
+      <w:rFonts w:asciiTheme="majorHAnsi" w:eastAsiaTheme="majorEastAsia" w:hAnsiTheme="majorHAnsi" w:cstheme="majorBidi"/>
+      <w:b/>
+      <w:bCs/>
+      <w:sz w:val="32"/>
+      <w:szCs w:val="32"/>
+    </w:rPr>
+  </w:style>
   <w:style w:type="character" w:default="1" w:styleId="DefaultParagraphFont">
     <w:name w:val="Default Paragraph Font"/>
     <w:uiPriority w:val="1"/>
+    <w:semiHidden/>
     <w:unhideWhenUsed/>
   </w:style>
   <w:style w:type="table" w:default="1" w:styleId="TableNormal">
@@ -6208,6 +6640,20 @@
         <w:insideV w:val="single" w:sz="4" w:space="0" w:color="auto"/>
       </w:tblBorders>
     </w:tblPr>
+  </w:style>
+  <w:style w:type="character" w:customStyle="1" w:styleId="Heading2Char">
+    <w:name w:val="Heading 2 Char"/>
+    <w:basedOn w:val="DefaultParagraphFont"/>
+    <w:link w:val="Heading2"/>
+    <w:uiPriority w:val="9"/>
+    <w:rsid w:val="0076442F"/>
+    <w:rPr>
+      <w:rFonts w:asciiTheme="majorHAnsi" w:eastAsiaTheme="majorEastAsia" w:hAnsiTheme="majorHAnsi" w:cstheme="majorBidi"/>
+      <w:b/>
+      <w:bCs/>
+      <w:sz w:val="32"/>
+      <w:szCs w:val="32"/>
+    </w:rPr>
   </w:style>
 </w:styles>
 </file>
